--- a/frontend/public/forensic-template2.docx
+++ b/frontend/public/forensic-template2.docx
@@ -8,6 +8,7 @@
           <w:rFonts w:ascii="TH SarabunIT๙" w:hAnsi="TH SarabunIT๙" w:cs="TH SarabunIT๙"/>
           <w:b/>
           <w:bCs/>
+          <w:color w:val="000000" w:themeColor="text1"/>
         </w:rPr>
       </w:pPr>
       <w:bookmarkStart w:id="0" w:name="_Hlk190857154"/>
@@ -15,9 +16,10 @@
         <w:rPr>
           <w:rFonts w:ascii="TH SarabunIT๙" w:hAnsi="TH SarabunIT๙" w:cs="TH SarabunIT๙"/>
           <w:noProof/>
+          <w:color w:val="000000" w:themeColor="text1"/>
         </w:rPr>
         <w:drawing>
-          <wp:inline distT="0" distB="0" distL="0" distR="0" wp14:anchorId="43FEC501" wp14:editId="578C5364">
+          <wp:inline distT="0" distB="0" distL="0" distR="0" wp14:anchorId="43FEC501" wp14:editId="02984911">
             <wp:extent cx="445135" cy="540385"/>
             <wp:effectExtent l="0" t="0" r="0" b="0"/>
             <wp:docPr id="1" name="รูปภาพ 1"/>
@@ -68,12 +70,14 @@
       <w:r>
         <w:rPr>
           <w:rFonts w:ascii="TH SarabunIT๙" w:hAnsi="TH SarabunIT๙" w:cs="TH SarabunIT๙"/>
+          <w:color w:val="000000" w:themeColor="text1"/>
         </w:rPr>
         <w:t xml:space="preserve">        </w:t>
       </w:r>
       <w:r>
         <w:rPr>
           <w:rFonts w:ascii="TH SarabunIT๙" w:hAnsi="TH SarabunIT๙" w:cs="TH SarabunIT๙" w:hint="cs"/>
+          <w:color w:val="000000" w:themeColor="text1"/>
           <w:cs/>
         </w:rPr>
         <w:t xml:space="preserve"> </w:t>
@@ -81,6 +85,7 @@
       <w:r>
         <w:rPr>
           <w:rFonts w:ascii="TH SarabunIT๙" w:hAnsi="TH SarabunIT๙" w:cs="TH SarabunIT๙"/>
+          <w:color w:val="000000" w:themeColor="text1"/>
         </w:rPr>
         <w:t xml:space="preserve">                  </w:t>
       </w:r>
@@ -89,6 +94,7 @@
           <w:rFonts w:ascii="TH SarabunIT๙" w:hAnsi="TH SarabunIT๙" w:cs="TH SarabunIT๙"/>
           <w:b/>
           <w:bCs/>
+          <w:color w:val="000000" w:themeColor="text1"/>
           <w:sz w:val="72"/>
           <w:szCs w:val="72"/>
           <w:cs/>
@@ -100,6 +106,7 @@
           <w:rFonts w:ascii="TH SarabunIT๙" w:hAnsi="TH SarabunIT๙" w:cs="TH SarabunIT๙" w:hint="cs"/>
           <w:b/>
           <w:bCs/>
+          <w:color w:val="000000" w:themeColor="text1"/>
           <w:sz w:val="56"/>
           <w:szCs w:val="56"/>
           <w:cs/>
@@ -111,6 +118,7 @@
           <w:rFonts w:ascii="TH SarabunIT๙" w:hAnsi="TH SarabunIT๙" w:cs="TH SarabunIT๙"/>
           <w:b/>
           <w:bCs/>
+          <w:color w:val="000000" w:themeColor="text1"/>
           <w:sz w:val="56"/>
           <w:szCs w:val="56"/>
           <w:cs/>
@@ -122,6 +130,7 @@
       <w:pPr>
         <w:rPr>
           <w:rFonts w:ascii="TH SarabunIT๙" w:hAnsi="TH SarabunIT๙" w:cs="TH SarabunIT๙"/>
+          <w:color w:val="000000" w:themeColor="text1"/>
           <w:sz w:val="32"/>
           <w:szCs w:val="32"/>
           <w:cs/>
@@ -132,6 +141,7 @@
           <w:rFonts w:ascii="TH SarabunIT๙" w:hAnsi="TH SarabunIT๙" w:cs="TH SarabunIT๙"/>
           <w:b/>
           <w:bCs/>
+          <w:color w:val="000000" w:themeColor="text1"/>
           <w:sz w:val="32"/>
           <w:szCs w:val="32"/>
           <w:cs/>
@@ -141,6 +151,7 @@
       <w:r>
         <w:rPr>
           <w:rFonts w:ascii="TH SarabunIT๙" w:hAnsi="TH SarabunIT๙" w:cs="TH SarabunIT๙"/>
+          <w:color w:val="000000" w:themeColor="text1"/>
           <w:sz w:val="32"/>
           <w:szCs w:val="32"/>
           <w:cs/>
@@ -150,6 +161,7 @@
       <w:r>
         <w:rPr>
           <w:rFonts w:ascii="TH SarabunIT๙" w:hAnsi="TH SarabunIT๙" w:cs="TH SarabunIT๙" w:hint="cs"/>
+          <w:color w:val="000000" w:themeColor="text1"/>
           <w:sz w:val="32"/>
           <w:szCs w:val="32"/>
           <w:cs/>
@@ -159,6 +171,7 @@
       <w:r>
         <w:rPr>
           <w:rFonts w:ascii="TH SarabunIT๙" w:hAnsi="TH SarabunIT๙" w:cs="TH SarabunIT๙" w:hint="cs"/>
+          <w:color w:val="000000" w:themeColor="text1"/>
           <w:sz w:val="32"/>
           <w:szCs w:val="32"/>
           <w:cs/>
@@ -169,6 +182,7 @@
       <w:r>
         <w:rPr>
           <w:rFonts w:ascii="TH SarabunIT๙" w:hAnsi="TH SarabunIT๙" w:cs="TH SarabunIT๙" w:hint="cs"/>
+          <w:color w:val="000000" w:themeColor="text1"/>
           <w:sz w:val="32"/>
           <w:szCs w:val="32"/>
           <w:cs/>
@@ -178,6 +192,7 @@
       <w:r>
         <w:rPr>
           <w:rFonts w:ascii="TH SarabunIT๙" w:hAnsi="TH SarabunIT๙" w:cs="TH SarabunIT๙" w:hint="cs"/>
+          <w:color w:val="000000" w:themeColor="text1"/>
           <w:sz w:val="32"/>
           <w:szCs w:val="32"/>
           <w:cs/>
@@ -189,6 +204,7 @@
       <w:pPr>
         <w:rPr>
           <w:rFonts w:ascii="TH SarabunIT๙" w:hAnsi="TH SarabunIT๙" w:cs="TH SarabunIT๙"/>
+          <w:color w:val="000000" w:themeColor="text1"/>
           <w:sz w:val="32"/>
           <w:szCs w:val="32"/>
         </w:rPr>
@@ -198,6 +214,7 @@
           <w:rFonts w:ascii="TH SarabunIT๙" w:hAnsi="TH SarabunIT๙" w:cs="TH SarabunIT๙"/>
           <w:b/>
           <w:bCs/>
+          <w:color w:val="000000" w:themeColor="text1"/>
           <w:sz w:val="32"/>
           <w:szCs w:val="32"/>
           <w:cs/>
@@ -207,6 +224,7 @@
       <w:r>
         <w:rPr>
           <w:rFonts w:ascii="TH SarabunIT๙" w:hAnsi="TH SarabunIT๙" w:cs="TH SarabunIT๙"/>
+          <w:color w:val="000000" w:themeColor="text1"/>
           <w:sz w:val="32"/>
           <w:szCs w:val="32"/>
           <w:cs/>
@@ -216,6 +234,7 @@
       <w:r>
         <w:rPr>
           <w:rFonts w:ascii="TH SarabunIT๙" w:hAnsi="TH SarabunIT๙" w:cs="TH SarabunIT๙" w:hint="cs"/>
+          <w:color w:val="000000" w:themeColor="text1"/>
           <w:sz w:val="32"/>
           <w:szCs w:val="32"/>
           <w:cs/>
@@ -226,6 +245,7 @@
       <w:r>
         <w:rPr>
           <w:rFonts w:ascii="TH SarabunIT๙" w:hAnsi="TH SarabunIT๙" w:cs="TH SarabunIT๙" w:hint="cs"/>
+          <w:color w:val="000000" w:themeColor="text1"/>
           <w:sz w:val="32"/>
           <w:szCs w:val="32"/>
           <w:cs/>
@@ -236,6 +256,7 @@
       <w:r>
         <w:rPr>
           <w:rFonts w:ascii="TH SarabunIT๙" w:hAnsi="TH SarabunIT๙" w:cs="TH SarabunIT๙" w:hint="cs"/>
+          <w:color w:val="000000" w:themeColor="text1"/>
           <w:sz w:val="32"/>
           <w:szCs w:val="32"/>
           <w:cs/>
@@ -245,6 +266,7 @@
       <w:r>
         <w:rPr>
           <w:rFonts w:ascii="TH SarabunIT๙" w:hAnsi="TH SarabunIT๙" w:cs="TH SarabunIT๙"/>
+          <w:color w:val="000000" w:themeColor="text1"/>
           <w:sz w:val="32"/>
           <w:szCs w:val="32"/>
           <w:cs/>
@@ -254,6 +276,7 @@
       <w:r>
         <w:rPr>
           <w:rFonts w:ascii="TH SarabunIT๙" w:hAnsi="TH SarabunIT๙" w:cs="TH SarabunIT๙" w:hint="cs"/>
+          <w:color w:val="000000" w:themeColor="text1"/>
           <w:sz w:val="32"/>
           <w:szCs w:val="32"/>
           <w:cs/>
@@ -263,6 +286,7 @@
       <w:r>
         <w:rPr>
           <w:rFonts w:ascii="TH SarabunIT๙" w:hAnsi="TH SarabunIT๙" w:cs="TH SarabunIT๙"/>
+          <w:color w:val="000000" w:themeColor="text1"/>
           <w:sz w:val="32"/>
           <w:szCs w:val="32"/>
           <w:cs/>
@@ -272,6 +296,7 @@
       <w:r>
         <w:rPr>
           <w:rFonts w:ascii="TH SarabunIT๙" w:hAnsi="TH SarabunIT๙" w:cs="TH SarabunIT๙" w:hint="cs"/>
+          <w:color w:val="000000" w:themeColor="text1"/>
           <w:sz w:val="32"/>
           <w:szCs w:val="32"/>
           <w:cs/>
@@ -281,6 +306,7 @@
       <w:r>
         <w:rPr>
           <w:rFonts w:ascii="TH SarabunIT๙" w:hAnsi="TH SarabunIT๙" w:cs="TH SarabunIT๙" w:hint="cs"/>
+          <w:color w:val="000000" w:themeColor="text1"/>
           <w:sz w:val="32"/>
           <w:szCs w:val="32"/>
           <w:cs/>
@@ -291,6 +317,7 @@
       <w:r>
         <w:rPr>
           <w:rFonts w:ascii="TH SarabunIT๙" w:hAnsi="TH SarabunIT๙" w:cs="TH SarabunIT๙" w:hint="cs"/>
+          <w:color w:val="000000" w:themeColor="text1"/>
           <w:sz w:val="32"/>
           <w:szCs w:val="32"/>
           <w:cs/>
@@ -301,6 +328,7 @@
       <w:r>
         <w:rPr>
           <w:rFonts w:ascii="TH SarabunIT๙" w:hAnsi="TH SarabunIT๙" w:cs="TH SarabunIT๙" w:hint="cs"/>
+          <w:color w:val="000000" w:themeColor="text1"/>
           <w:sz w:val="32"/>
           <w:szCs w:val="32"/>
           <w:cs/>
@@ -311,6 +339,7 @@
       <w:r>
         <w:rPr>
           <w:rFonts w:ascii="TH SarabunIT๙" w:hAnsi="TH SarabunIT๙" w:cs="TH SarabunIT๙"/>
+          <w:color w:val="000000" w:themeColor="text1"/>
           <w:sz w:val="32"/>
           <w:szCs w:val="32"/>
           <w:cs/>
@@ -320,15 +349,17 @@
       <w:r>
         <w:rPr>
           <w:rFonts w:ascii="TH SarabunIT๙" w:hAnsi="TH SarabunIT๙" w:cs="TH SarabunIT๙" w:hint="cs"/>
-          <w:sz w:val="32"/>
-          <w:szCs w:val="32"/>
-          <w:cs/>
-        </w:rPr>
-        <w:t xml:space="preserve">    </w:t>
+          <w:color w:val="000000" w:themeColor="text1"/>
+          <w:sz w:val="32"/>
+          <w:szCs w:val="32"/>
+          <w:cs/>
+        </w:rPr>
+        <w:t xml:space="preserve">     </w:t>
       </w:r>
       <w:r>
         <w:rPr>
           <w:rFonts w:ascii="TH SarabunIT๙" w:hAnsi="TH SarabunIT๙" w:cs="TH SarabunIT๙" w:hint="cs"/>
+          <w:color w:val="000000" w:themeColor="text1"/>
           <w:sz w:val="32"/>
           <w:szCs w:val="32"/>
           <w:cs/>
@@ -338,15 +369,7 @@
       <w:r>
         <w:rPr>
           <w:rFonts w:ascii="TH SarabunIT๙" w:hAnsi="TH SarabunIT๙" w:cs="TH SarabunIT๙" w:hint="cs"/>
-          <w:sz w:val="32"/>
-          <w:szCs w:val="32"/>
-          <w:cs/>
-        </w:rPr>
-        <w:t xml:space="preserve"> </w:t>
-      </w:r>
-      <w:r>
-        <w:rPr>
-          <w:rFonts w:ascii="TH SarabunIT๙" w:hAnsi="TH SarabunIT๙" w:cs="TH SarabunIT๙" w:hint="cs"/>
+          <w:color w:val="000000" w:themeColor="text1"/>
           <w:sz w:val="32"/>
           <w:szCs w:val="32"/>
           <w:cs/>
@@ -358,6 +381,7 @@
           <w:rFonts w:ascii="TH SarabunIT๙" w:hAnsi="TH SarabunIT๙" w:cs="TH SarabunIT๙" w:hint="cs"/>
           <w:b/>
           <w:bCs/>
+          <w:color w:val="000000" w:themeColor="text1"/>
           <w:sz w:val="32"/>
           <w:szCs w:val="32"/>
           <w:cs/>
@@ -371,6 +395,7 @@
         <w:jc w:val="thaiDistribute"/>
         <w:rPr>
           <w:rFonts w:ascii="TH SarabunIT๙" w:hAnsi="TH SarabunIT๙" w:cs="TH SarabunIT๙"/>
+          <w:color w:val="000000" w:themeColor="text1"/>
           <w:sz w:val="32"/>
           <w:szCs w:val="32"/>
           <w:cs/>
@@ -381,6 +406,7 @@
           <w:rFonts w:ascii="TH SarabunIT๙" w:hAnsi="TH SarabunIT๙" w:cs="TH SarabunIT๙" w:hint="cs"/>
           <w:b/>
           <w:bCs/>
+          <w:color w:val="000000" w:themeColor="text1"/>
           <w:sz w:val="32"/>
           <w:szCs w:val="32"/>
           <w:cs/>
@@ -390,6 +416,7 @@
       <w:r>
         <w:rPr>
           <w:rFonts w:ascii="TH SarabunIT๙" w:hAnsi="TH SarabunIT๙" w:cs="TH SarabunIT๙" w:hint="cs"/>
+          <w:color w:val="000000" w:themeColor="text1"/>
           <w:sz w:val="32"/>
           <w:szCs w:val="32"/>
           <w:cs/>
@@ -399,6 +426,7 @@
       <w:r>
         <w:rPr>
           <w:rFonts w:ascii="TH SarabunIT๙" w:hAnsi="TH SarabunIT๙" w:cs="TH SarabunIT๙" w:hint="cs"/>
+          <w:color w:val="000000" w:themeColor="text1"/>
           <w:sz w:val="32"/>
           <w:szCs w:val="32"/>
           <w:cs/>
@@ -408,6 +436,7 @@
       <w:r>
         <w:rPr>
           <w:rFonts w:ascii="TH SarabunIT๙" w:hAnsi="TH SarabunIT๙" w:cs="TH SarabunIT๙" w:hint="cs"/>
+          <w:color w:val="000000" w:themeColor="text1"/>
           <w:sz w:val="32"/>
           <w:szCs w:val="32"/>
           <w:cs/>
@@ -420,6 +449,7 @@
         <w:spacing w:after="120"/>
         <w:rPr>
           <w:rFonts w:ascii="TH SarabunPSK" w:eastAsia="Angsana New" w:hAnsi="TH SarabunPSK" w:cs="TH SarabunPSK"/>
+          <w:color w:val="000000" w:themeColor="text1"/>
           <w:sz w:val="32"/>
           <w:szCs w:val="32"/>
         </w:rPr>
@@ -429,6 +459,7 @@
           <w:rFonts w:ascii="TH SarabunPSK" w:eastAsia="Angsana New" w:hAnsi="TH SarabunPSK" w:cs="TH SarabunPSK" w:hint="cs"/>
           <w:b/>
           <w:bCs/>
+          <w:color w:val="000000" w:themeColor="text1"/>
           <w:sz w:val="32"/>
           <w:szCs w:val="32"/>
           <w:cs/>
@@ -438,6 +469,7 @@
       <w:r>
         <w:rPr>
           <w:rFonts w:ascii="TH SarabunPSK" w:eastAsia="Angsana New" w:hAnsi="TH SarabunPSK" w:cs="TH SarabunPSK" w:hint="cs"/>
+          <w:color w:val="000000" w:themeColor="text1"/>
           <w:sz w:val="32"/>
           <w:szCs w:val="32"/>
           <w:cs/>
@@ -447,6 +479,7 @@
       <w:r>
         <w:rPr>
           <w:rFonts w:ascii="TH SarabunPSK" w:eastAsia="Angsana New" w:hAnsi="TH SarabunPSK" w:cs="TH SarabunPSK"/>
+          <w:color w:val="000000" w:themeColor="text1"/>
           <w:sz w:val="32"/>
           <w:szCs w:val="32"/>
           <w:cs/>
@@ -460,6 +493,7 @@
         <w:jc w:val="thaiDistribute"/>
         <w:rPr>
           <w:rFonts w:ascii="TH SarabunIT๙" w:eastAsia="Angsana New" w:hAnsi="TH SarabunIT๙" w:cs="TH SarabunIT๙"/>
+          <w:color w:val="000000" w:themeColor="text1"/>
           <w:sz w:val="32"/>
           <w:szCs w:val="32"/>
         </w:rPr>
@@ -467,6 +501,7 @@
       <w:r>
         <w:rPr>
           <w:rFonts w:ascii="TH SarabunIT๙" w:eastAsia="Angsana New" w:hAnsi="TH SarabunIT๙" w:cs="TH SarabunIT๙" w:hint="cs"/>
+          <w:color w:val="000000" w:themeColor="text1"/>
           <w:sz w:val="32"/>
           <w:szCs w:val="32"/>
           <w:cs/>
@@ -476,6 +511,7 @@
       <w:r>
         <w:rPr>
           <w:rFonts w:ascii="TH SarabunIT๙" w:eastAsia="Angsana New" w:hAnsi="TH SarabunIT๙" w:cs="TH SarabunIT๙" w:hint="cs"/>
+          <w:color w:val="000000" w:themeColor="text1"/>
           <w:sz w:val="32"/>
           <w:szCs w:val="32"/>
           <w:cs/>
@@ -485,6 +521,7 @@
       <w:r>
         <w:rPr>
           <w:rFonts w:ascii="TH SarabunIT๙" w:eastAsia="Angsana New" w:hAnsi="TH SarabunIT๙" w:cs="TH SarabunIT๙"/>
+          <w:color w:val="000000" w:themeColor="text1"/>
           <w:sz w:val="32"/>
           <w:szCs w:val="32"/>
           <w:cs/>
@@ -494,6 +531,7 @@
       <w:r>
         <w:rPr>
           <w:rFonts w:ascii="TH SarabunIT๙" w:eastAsia="Angsana New" w:hAnsi="TH SarabunIT๙" w:cs="TH SarabunIT๙"/>
+          <w:color w:val="000000" w:themeColor="text1"/>
           <w:sz w:val="32"/>
           <w:szCs w:val="32"/>
           <w:cs/>
@@ -503,6 +541,7 @@
       <w:r>
         <w:rPr>
           <w:rFonts w:ascii="TH SarabunIT๙" w:eastAsia="Angsana New" w:hAnsi="TH SarabunIT๙" w:cs="TH SarabunIT๙"/>
+          <w:color w:val="000000" w:themeColor="text1"/>
           <w:sz w:val="32"/>
           <w:szCs w:val="32"/>
           <w:cs/>
@@ -512,6 +551,7 @@
       <w:r>
         <w:rPr>
           <w:rFonts w:ascii="TH SarabunIT๙" w:eastAsia="Angsana New" w:hAnsi="TH SarabunIT๙" w:cs="TH SarabunIT๙"/>
+          <w:color w:val="000000" w:themeColor="text1"/>
           <w:sz w:val="32"/>
           <w:szCs w:val="32"/>
         </w:rPr>
@@ -520,6 +560,7 @@
       <w:r>
         <w:rPr>
           <w:rFonts w:ascii="TH SarabunIT๙" w:eastAsia="Angsana New" w:hAnsi="TH SarabunIT๙" w:cs="TH SarabunIT๙"/>
+          <w:color w:val="000000" w:themeColor="text1"/>
           <w:sz w:val="32"/>
           <w:szCs w:val="32"/>
           <w:cs/>
@@ -533,6 +574,7 @@
         <w:jc w:val="thaiDistribute"/>
         <w:rPr>
           <w:rFonts w:ascii="TH SarabunIT๙" w:eastAsia="Angsana New" w:hAnsi="TH SarabunIT๙" w:cs="TH SarabunIT๙"/>
+          <w:color w:val="000000" w:themeColor="text1"/>
           <w:sz w:val="32"/>
           <w:szCs w:val="32"/>
         </w:rPr>
@@ -540,6 +582,7 @@
       <w:r>
         <w:rPr>
           <w:rFonts w:ascii="TH SarabunIT๙" w:eastAsia="Angsana New" w:hAnsi="TH SarabunIT๙" w:cs="TH SarabunIT๙" w:hint="cs"/>
+          <w:color w:val="000000" w:themeColor="text1"/>
           <w:sz w:val="32"/>
           <w:szCs w:val="32"/>
           <w:cs/>
@@ -549,6 +592,7 @@
       <w:r>
         <w:rPr>
           <w:rFonts w:ascii="TH SarabunIT๙" w:eastAsia="Angsana New" w:hAnsi="TH SarabunIT๙" w:cs="TH SarabunIT๙" w:hint="cs"/>
+          <w:color w:val="000000" w:themeColor="text1"/>
           <w:sz w:val="32"/>
           <w:szCs w:val="32"/>
           <w:cs/>
@@ -558,6 +602,7 @@
       <w:r>
         <w:rPr>
           <w:rFonts w:ascii="TH SarabunIT๙" w:eastAsia="Angsana New" w:hAnsi="TH SarabunIT๙" w:cs="TH SarabunIT๙"/>
+          <w:color w:val="000000" w:themeColor="text1"/>
           <w:sz w:val="32"/>
           <w:szCs w:val="32"/>
           <w:cs/>
@@ -567,6 +612,7 @@
       <w:r>
         <w:rPr>
           <w:rFonts w:ascii="TH SarabunIT๙" w:eastAsia="Angsana New" w:hAnsi="TH SarabunIT๙" w:cs="TH SarabunIT๙"/>
+          <w:color w:val="000000" w:themeColor="text1"/>
           <w:sz w:val="32"/>
           <w:szCs w:val="32"/>
           <w:cs/>
@@ -576,6 +622,7 @@
       <w:r>
         <w:rPr>
           <w:rFonts w:ascii="TH SarabunIT๙" w:eastAsia="Angsana New" w:hAnsi="TH SarabunIT๙" w:cs="TH SarabunIT๙"/>
+          <w:color w:val="000000" w:themeColor="text1"/>
           <w:sz w:val="32"/>
           <w:szCs w:val="32"/>
           <w:cs/>
@@ -585,6 +632,7 @@
       <w:r>
         <w:rPr>
           <w:rFonts w:ascii="TH SarabunIT๙" w:eastAsia="Angsana New" w:hAnsi="TH SarabunIT๙" w:cs="TH SarabunIT๙"/>
+          <w:color w:val="000000" w:themeColor="text1"/>
           <w:sz w:val="32"/>
           <w:szCs w:val="32"/>
           <w:cs/>
@@ -594,6 +642,7 @@
       <w:r>
         <w:rPr>
           <w:rFonts w:ascii="TH SarabunIT๙" w:eastAsia="Angsana New" w:hAnsi="TH SarabunIT๙" w:cs="TH SarabunIT๙" w:hint="cs"/>
+          <w:color w:val="000000" w:themeColor="text1"/>
           <w:sz w:val="32"/>
           <w:szCs w:val="32"/>
           <w:cs/>
@@ -603,6 +652,7 @@
       <w:r>
         <w:rPr>
           <w:rFonts w:ascii="TH SarabunIT๙" w:eastAsia="Angsana New" w:hAnsi="TH SarabunIT๙" w:cs="TH SarabunIT๙" w:hint="cs"/>
+          <w:color w:val="000000" w:themeColor="text1"/>
           <w:sz w:val="32"/>
           <w:szCs w:val="32"/>
           <w:cs/>
@@ -612,6 +662,7 @@
       <w:r>
         <w:rPr>
           <w:rFonts w:ascii="TH SarabunIT๙" w:eastAsia="Angsana New" w:hAnsi="TH SarabunIT๙" w:cs="TH SarabunIT๙" w:hint="cs"/>
+          <w:color w:val="000000" w:themeColor="text1"/>
           <w:sz w:val="32"/>
           <w:szCs w:val="32"/>
           <w:cs/>
@@ -621,6 +672,7 @@
       <w:r>
         <w:rPr>
           <w:rFonts w:ascii="TH SarabunIT๙" w:eastAsia="Angsana New" w:hAnsi="TH SarabunIT๙" w:cs="TH SarabunIT๙" w:hint="cs"/>
+          <w:color w:val="000000" w:themeColor="text1"/>
           <w:sz w:val="32"/>
           <w:szCs w:val="32"/>
           <w:cs/>
@@ -630,6 +682,7 @@
       <w:r>
         <w:rPr>
           <w:rFonts w:ascii="TH SarabunIT๙" w:eastAsia="Angsana New" w:hAnsi="TH SarabunIT๙" w:cs="TH SarabunIT๙" w:hint="cs"/>
+          <w:color w:val="000000" w:themeColor="text1"/>
           <w:sz w:val="32"/>
           <w:szCs w:val="32"/>
           <w:cs/>
@@ -639,6 +692,7 @@
       <w:r>
         <w:rPr>
           <w:rFonts w:ascii="TH SarabunIT๙" w:eastAsia="Angsana New" w:hAnsi="TH SarabunIT๙" w:cs="TH SarabunIT๙" w:hint="cs"/>
+          <w:color w:val="000000" w:themeColor="text1"/>
           <w:sz w:val="32"/>
           <w:szCs w:val="32"/>
           <w:cs/>
@@ -648,6 +702,7 @@
       <w:r>
         <w:rPr>
           <w:rFonts w:ascii="TH SarabunIT๙" w:eastAsia="Angsana New" w:hAnsi="TH SarabunIT๙" w:cs="TH SarabunIT๙" w:hint="cs"/>
+          <w:color w:val="000000" w:themeColor="text1"/>
           <w:sz w:val="32"/>
           <w:szCs w:val="32"/>
           <w:cs/>
@@ -657,6 +712,7 @@
       <w:r>
         <w:rPr>
           <w:rFonts w:ascii="TH SarabunIT๙" w:eastAsia="Angsana New" w:hAnsi="TH SarabunIT๙" w:cs="TH SarabunIT๙" w:hint="cs"/>
+          <w:color w:val="000000" w:themeColor="text1"/>
           <w:sz w:val="32"/>
           <w:szCs w:val="32"/>
           <w:cs/>
@@ -666,6 +722,7 @@
       <w:r>
         <w:rPr>
           <w:rFonts w:ascii="TH SarabunIT๙" w:eastAsia="Angsana New" w:hAnsi="TH SarabunIT๙" w:cs="TH SarabunIT๙" w:hint="cs"/>
+          <w:color w:val="000000" w:themeColor="text1"/>
           <w:sz w:val="32"/>
           <w:szCs w:val="32"/>
           <w:cs/>
@@ -675,6 +732,7 @@
       <w:r>
         <w:rPr>
           <w:rFonts w:ascii="TH SarabunIT๙" w:eastAsia="Angsana New" w:hAnsi="TH SarabunIT๙" w:cs="TH SarabunIT๙" w:hint="cs"/>
+          <w:color w:val="000000" w:themeColor="text1"/>
           <w:sz w:val="32"/>
           <w:szCs w:val="32"/>
           <w:cs/>
@@ -684,6 +742,7 @@
       <w:r>
         <w:rPr>
           <w:rFonts w:ascii="TH SarabunIT๙" w:eastAsia="Angsana New" w:hAnsi="TH SarabunIT๙" w:cs="TH SarabunIT๙" w:hint="cs"/>
+          <w:color w:val="000000" w:themeColor="text1"/>
           <w:sz w:val="32"/>
           <w:szCs w:val="32"/>
           <w:cs/>
@@ -693,6 +752,7 @@
       <w:r>
         <w:rPr>
           <w:rFonts w:ascii="TH SarabunIT๙" w:eastAsia="Angsana New" w:hAnsi="TH SarabunIT๙" w:cs="TH SarabunIT๙" w:hint="cs"/>
+          <w:color w:val="000000" w:themeColor="text1"/>
           <w:sz w:val="32"/>
           <w:szCs w:val="32"/>
           <w:cs/>
@@ -702,6 +762,7 @@
       <w:r>
         <w:rPr>
           <w:rFonts w:ascii="TH SarabunIT๙" w:eastAsia="Angsana New" w:hAnsi="TH SarabunIT๙" w:cs="TH SarabunIT๙" w:hint="cs"/>
+          <w:color w:val="000000" w:themeColor="text1"/>
           <w:sz w:val="32"/>
           <w:szCs w:val="32"/>
           <w:cs/>
@@ -711,6 +772,7 @@
       <w:r>
         <w:rPr>
           <w:rFonts w:ascii="TH SarabunIT๙" w:eastAsia="Angsana New" w:hAnsi="TH SarabunIT๙" w:cs="TH SarabunIT๙" w:hint="cs"/>
+          <w:color w:val="000000" w:themeColor="text1"/>
           <w:sz w:val="32"/>
           <w:szCs w:val="32"/>
           <w:cs/>
@@ -720,6 +782,17 @@
       <w:r>
         <w:rPr>
           <w:rFonts w:ascii="TH SarabunIT๙" w:eastAsia="Angsana New" w:hAnsi="TH SarabunIT๙" w:cs="TH SarabunIT๙" w:hint="cs"/>
+          <w:color w:val="000000" w:themeColor="text1"/>
+          <w:sz w:val="32"/>
+          <w:szCs w:val="32"/>
+          <w:cs/>
+        </w:rPr>
+        <w:t xml:space="preserve"> และตามใบเสร็จรับเงินเล่มที่ 08099 เลขที่ 05-07 </w:t>
+      </w:r>
+      <w:r>
+        <w:rPr>
+          <w:rFonts w:ascii="TH SarabunIT๙" w:eastAsia="Angsana New" w:hAnsi="TH SarabunIT๙" w:cs="TH SarabunIT๙" w:hint="cs"/>
+          <w:color w:val="000000" w:themeColor="text1"/>
           <w:sz w:val="32"/>
           <w:szCs w:val="32"/>
           <w:cs/>
@@ -729,6 +802,7 @@
       <w:r>
         <w:rPr>
           <w:rFonts w:ascii="TH SarabunIT๙" w:eastAsia="Angsana New" w:hAnsi="TH SarabunIT๙" w:cs="TH SarabunIT๙"/>
+          <w:color w:val="000000" w:themeColor="text1"/>
           <w:sz w:val="32"/>
           <w:szCs w:val="32"/>
           <w:cs/>
@@ -738,6 +812,7 @@
       <w:r>
         <w:rPr>
           <w:rFonts w:ascii="TH SarabunIT๙" w:eastAsia="Angsana New" w:hAnsi="TH SarabunIT๙" w:cs="TH SarabunIT๙" w:hint="cs"/>
+          <w:color w:val="000000" w:themeColor="text1"/>
           <w:sz w:val="32"/>
           <w:szCs w:val="32"/>
           <w:cs/>
@@ -747,6 +822,7 @@
       <w:r>
         <w:rPr>
           <w:rFonts w:ascii="TH SarabunIT๙" w:eastAsia="Angsana New" w:hAnsi="TH SarabunIT๙" w:cs="TH SarabunIT๙"/>
+          <w:color w:val="000000" w:themeColor="text1"/>
           <w:sz w:val="32"/>
           <w:szCs w:val="32"/>
           <w:cs/>
@@ -756,6 +832,7 @@
       <w:r>
         <w:rPr>
           <w:rFonts w:ascii="TH SarabunIT๙" w:eastAsia="Angsana New" w:hAnsi="TH SarabunIT๙" w:cs="TH SarabunIT๙" w:hint="cs"/>
+          <w:color w:val="000000" w:themeColor="text1"/>
           <w:sz w:val="32"/>
           <w:szCs w:val="32"/>
           <w:cs/>
@@ -765,6 +842,7 @@
       <w:r>
         <w:rPr>
           <w:rFonts w:ascii="TH SarabunIT๙" w:eastAsia="Angsana New" w:hAnsi="TH SarabunIT๙" w:cs="TH SarabunIT๙" w:hint="cs"/>
+          <w:color w:val="000000" w:themeColor="text1"/>
           <w:sz w:val="32"/>
           <w:szCs w:val="32"/>
           <w:cs/>
@@ -774,6 +852,7 @@
       <w:r>
         <w:rPr>
           <w:rFonts w:ascii="TH SarabunIT๙" w:eastAsia="Angsana New" w:hAnsi="TH SarabunIT๙" w:cs="TH SarabunIT๙" w:hint="cs"/>
+          <w:color w:val="000000" w:themeColor="text1"/>
           <w:sz w:val="32"/>
           <w:szCs w:val="32"/>
           <w:cs/>
@@ -783,6 +862,7 @@
       <w:r>
         <w:rPr>
           <w:rFonts w:ascii="TH SarabunIT๙" w:eastAsia="Angsana New" w:hAnsi="TH SarabunIT๙" w:cs="TH SarabunIT๙" w:hint="cs"/>
+          <w:color w:val="000000" w:themeColor="text1"/>
           <w:sz w:val="32"/>
           <w:szCs w:val="32"/>
           <w:cs/>
@@ -792,6 +872,7 @@
       <w:r>
         <w:rPr>
           <w:rFonts w:ascii="TH SarabunIT๙" w:eastAsia="Angsana New" w:hAnsi="TH SarabunIT๙" w:cs="TH SarabunIT๙" w:hint="cs"/>
+          <w:color w:val="000000" w:themeColor="text1"/>
           <w:sz w:val="32"/>
           <w:szCs w:val="32"/>
           <w:cs/>
@@ -801,6 +882,7 @@
       <w:r>
         <w:rPr>
           <w:rFonts w:ascii="TH SarabunIT๙" w:eastAsia="Angsana New" w:hAnsi="TH SarabunIT๙" w:cs="TH SarabunIT๙"/>
+          <w:color w:val="000000" w:themeColor="text1"/>
           <w:sz w:val="32"/>
           <w:szCs w:val="32"/>
           <w:cs/>
@@ -810,6 +892,7 @@
       <w:r>
         <w:rPr>
           <w:rFonts w:ascii="TH SarabunIT๙" w:eastAsia="Angsana New" w:hAnsi="TH SarabunIT๙" w:cs="TH SarabunIT๙" w:hint="cs"/>
+          <w:color w:val="000000" w:themeColor="text1"/>
           <w:sz w:val="32"/>
           <w:szCs w:val="32"/>
           <w:cs/>
@@ -819,6 +902,7 @@
       <w:r>
         <w:rPr>
           <w:rFonts w:ascii="TH SarabunIT๙" w:eastAsia="Angsana New" w:hAnsi="TH SarabunIT๙" w:cs="TH SarabunIT๙" w:hint="cs"/>
+          <w:color w:val="000000" w:themeColor="text1"/>
           <w:sz w:val="32"/>
           <w:szCs w:val="32"/>
           <w:cs/>
@@ -828,6 +912,7 @@
       <w:r>
         <w:rPr>
           <w:rFonts w:ascii="TH SarabunIT๙" w:eastAsia="Angsana New" w:hAnsi="TH SarabunIT๙" w:cs="TH SarabunIT๙" w:hint="cs"/>
+          <w:color w:val="000000" w:themeColor="text1"/>
           <w:sz w:val="32"/>
           <w:szCs w:val="32"/>
           <w:cs/>
@@ -837,6 +922,7 @@
       <w:r>
         <w:rPr>
           <w:rFonts w:ascii="TH SarabunIT๙" w:eastAsia="Angsana New" w:hAnsi="TH SarabunIT๙" w:cs="TH SarabunIT๙" w:hint="cs"/>
+          <w:color w:val="000000" w:themeColor="text1"/>
           <w:sz w:val="32"/>
           <w:szCs w:val="32"/>
           <w:cs/>
@@ -846,6 +932,7 @@
       <w:r>
         <w:rPr>
           <w:rFonts w:ascii="TH SarabunIT๙" w:eastAsia="Angsana New" w:hAnsi="TH SarabunIT๙" w:cs="TH SarabunIT๙" w:hint="cs"/>
+          <w:color w:val="000000" w:themeColor="text1"/>
           <w:sz w:val="32"/>
           <w:szCs w:val="32"/>
           <w:cs/>
@@ -855,6 +942,7 @@
       <w:r>
         <w:rPr>
           <w:rFonts w:ascii="TH SarabunIT๙" w:eastAsia="Angsana New" w:hAnsi="TH SarabunIT๙" w:cs="TH SarabunIT๙" w:hint="cs"/>
+          <w:color w:val="000000" w:themeColor="text1"/>
           <w:sz w:val="32"/>
           <w:szCs w:val="32"/>
           <w:cs/>
@@ -864,6 +952,7 @@
       <w:r>
         <w:rPr>
           <w:rFonts w:ascii="TH SarabunIT๙" w:eastAsia="Angsana New" w:hAnsi="TH SarabunIT๙" w:cs="TH SarabunIT๙" w:hint="cs"/>
+          <w:color w:val="000000" w:themeColor="text1"/>
           <w:sz w:val="32"/>
           <w:szCs w:val="32"/>
           <w:cs/>
@@ -873,6 +962,7 @@
       <w:r>
         <w:rPr>
           <w:rFonts w:ascii="TH SarabunIT๙" w:eastAsia="Angsana New" w:hAnsi="TH SarabunIT๙" w:cs="TH SarabunIT๙" w:hint="cs"/>
+          <w:color w:val="000000" w:themeColor="text1"/>
           <w:sz w:val="32"/>
           <w:szCs w:val="32"/>
           <w:cs/>
@@ -882,24 +972,37 @@
       <w:r>
         <w:rPr>
           <w:rFonts w:ascii="TH SarabunIT๙" w:eastAsia="Angsana New" w:hAnsi="TH SarabunIT๙" w:cs="TH SarabunIT๙"/>
-          <w:sz w:val="32"/>
-          <w:szCs w:val="32"/>
-          <w:cs/>
-        </w:rPr>
-        <w:t>) พร้อมนี้ได้แนบหนังสือนำส่งแผ่นพิมพ์ลายนิ้วมือ (ผนวก๙/</w:t>
+          <w:color w:val="000000" w:themeColor="text1"/>
+          <w:sz w:val="32"/>
+          <w:szCs w:val="32"/>
+          <w:cs/>
+        </w:rPr>
+        <w:t>)</w:t>
+      </w:r>
+      <w:r>
+        <w:rPr>
+          <w:rFonts w:ascii="TH SarabunIT๙" w:eastAsia="Angsana New" w:hAnsi="TH SarabunIT๙" w:cs="TH SarabunIT๙" w:hint="cs"/>
+          <w:color w:val="000000" w:themeColor="text1"/>
+          <w:sz w:val="32"/>
+          <w:szCs w:val="32"/>
+          <w:cs/>
+        </w:rPr>
+        <w:t xml:space="preserve"> </w:t>
       </w:r>
       <w:r>
         <w:rPr>
           <w:rFonts w:ascii="TH SarabunIT๙" w:eastAsia="Angsana New" w:hAnsi="TH SarabunIT๙" w:cs="TH SarabunIT๙"/>
-          <w:sz w:val="32"/>
-          <w:szCs w:val="32"/>
-          <w:cs/>
-        </w:rPr>
-        <w:t>๑)</w:t>
+          <w:color w:val="000000" w:themeColor="text1"/>
+          <w:sz w:val="32"/>
+          <w:szCs w:val="32"/>
+          <w:cs/>
+        </w:rPr>
+        <w:t xml:space="preserve"> พร้อมนี้ได้แนบหนังสือนำส่งแผ่นพิมพ์ลายนิ้วมือ (ผนวก๙/๑)</w:t>
       </w:r>
       <w:r>
         <w:rPr>
           <w:rFonts w:ascii="TH SarabunIT๙" w:eastAsia="Angsana New" w:hAnsi="TH SarabunIT๙" w:cs="TH SarabunIT๙"/>
+          <w:color w:val="000000" w:themeColor="text1"/>
           <w:sz w:val="32"/>
           <w:szCs w:val="32"/>
           <w:cs/>
@@ -909,6 +1012,7 @@
       <w:r>
         <w:rPr>
           <w:rFonts w:ascii="TH SarabunIT๙" w:eastAsia="Angsana New" w:hAnsi="TH SarabunIT๙" w:cs="TH SarabunIT๙"/>
+          <w:color w:val="000000" w:themeColor="text1"/>
           <w:sz w:val="32"/>
           <w:szCs w:val="32"/>
           <w:cs/>
@@ -922,6 +1026,7 @@
         <w:jc w:val="thaiDistribute"/>
         <w:rPr>
           <w:rFonts w:ascii="TH SarabunIT๙" w:eastAsia="Angsana New" w:hAnsi="TH SarabunIT๙" w:cs="TH SarabunIT๙"/>
+          <w:color w:val="000000" w:themeColor="text1"/>
           <w:sz w:val="32"/>
           <w:szCs w:val="32"/>
         </w:rPr>
@@ -929,6 +1034,7 @@
       <w:r>
         <w:rPr>
           <w:rFonts w:ascii="TH SarabunIT๙" w:eastAsia="Angsana New" w:hAnsi="TH SarabunIT๙" w:cs="TH SarabunIT๙"/>
+          <w:color w:val="000000" w:themeColor="text1"/>
           <w:sz w:val="32"/>
           <w:szCs w:val="32"/>
           <w:cs/>
@@ -942,6 +1048,7 @@
         <w:jc w:val="both"/>
         <w:rPr>
           <w:rFonts w:ascii="TH SarabunPSK" w:eastAsia="Angsana New" w:hAnsi="TH SarabunPSK" w:cs="TH SarabunPSK"/>
+          <w:color w:val="000000" w:themeColor="text1"/>
           <w:sz w:val="32"/>
           <w:szCs w:val="32"/>
         </w:rPr>
@@ -949,6 +1056,7 @@
       <w:r>
         <w:rPr>
           <w:rFonts w:ascii="TH SarabunPSK" w:eastAsia="Angsana New" w:hAnsi="TH SarabunPSK" w:cs="TH SarabunPSK" w:hint="cs"/>
+          <w:color w:val="000000" w:themeColor="text1"/>
           <w:sz w:val="32"/>
           <w:szCs w:val="32"/>
           <w:cs/>
@@ -958,6 +1066,7 @@
       <w:r>
         <w:rPr>
           <w:rFonts w:ascii="TH SarabunPSK" w:eastAsia="Angsana New" w:hAnsi="TH SarabunPSK" w:cs="TH SarabunPSK" w:hint="cs"/>
+          <w:color w:val="000000" w:themeColor="text1"/>
           <w:sz w:val="32"/>
           <w:szCs w:val="32"/>
           <w:cs/>
@@ -967,6 +1076,7 @@
       <w:r>
         <w:rPr>
           <w:rFonts w:ascii="TH SarabunPSK" w:eastAsia="Angsana New" w:hAnsi="TH SarabunPSK" w:cs="TH SarabunPSK" w:hint="cs"/>
+          <w:color w:val="000000" w:themeColor="text1"/>
           <w:sz w:val="32"/>
           <w:szCs w:val="32"/>
           <w:cs/>
@@ -979,6 +1089,7 @@
         <w:jc w:val="both"/>
         <w:rPr>
           <w:rFonts w:ascii="TH SarabunPSK" w:eastAsia="Angsana New" w:hAnsi="TH SarabunPSK" w:cs="TH SarabunPSK"/>
+          <w:color w:val="000000" w:themeColor="text1"/>
           <w:sz w:val="32"/>
           <w:szCs w:val="32"/>
         </w:rPr>
@@ -986,6 +1097,7 @@
       <w:r>
         <w:rPr>
           <w:rFonts w:ascii="TH SarabunPSK" w:eastAsia="Angsana New" w:hAnsi="TH SarabunPSK" w:cs="TH SarabunPSK"/>
+          <w:color w:val="000000" w:themeColor="text1"/>
           <w:sz w:val="32"/>
           <w:szCs w:val="32"/>
           <w:cs/>
@@ -995,6 +1107,7 @@
       <w:r>
         <w:rPr>
           <w:rFonts w:ascii="TH SarabunPSK" w:eastAsia="Angsana New" w:hAnsi="TH SarabunPSK" w:cs="TH SarabunPSK"/>
+          <w:color w:val="000000" w:themeColor="text1"/>
           <w:sz w:val="32"/>
           <w:szCs w:val="32"/>
         </w:rPr>
@@ -1003,6 +1116,7 @@
       <w:r>
         <w:rPr>
           <w:rFonts w:ascii="TH SarabunPSK" w:eastAsia="Angsana New" w:hAnsi="TH SarabunPSK" w:cs="TH SarabunPSK" w:hint="cs"/>
+          <w:color w:val="000000" w:themeColor="text1"/>
           <w:sz w:val="32"/>
           <w:szCs w:val="32"/>
           <w:cs/>
@@ -1012,6 +1126,7 @@
       <w:r>
         <w:rPr>
           <w:rFonts w:ascii="TH SarabunPSK" w:eastAsia="Angsana New" w:hAnsi="TH SarabunPSK" w:cs="TH SarabunPSK"/>
+          <w:color w:val="000000" w:themeColor="text1"/>
           <w:sz w:val="32"/>
           <w:szCs w:val="32"/>
           <w:cs/>
@@ -1021,6 +1136,7 @@
       <w:r>
         <w:rPr>
           <w:rFonts w:ascii="TH SarabunPSK" w:eastAsia="Angsana New" w:hAnsi="TH SarabunPSK" w:cs="TH SarabunPSK" w:hint="cs"/>
+          <w:color w:val="000000" w:themeColor="text1"/>
           <w:sz w:val="32"/>
           <w:szCs w:val="32"/>
           <w:cs/>
@@ -1035,6 +1151,7 @@
         </w:tabs>
         <w:rPr>
           <w:rFonts w:ascii="TH SarabunPSK" w:hAnsi="TH SarabunPSK" w:cs="TH SarabunPSK"/>
+          <w:color w:val="000000" w:themeColor="text1"/>
           <w:sz w:val="32"/>
           <w:szCs w:val="32"/>
         </w:rPr>
@@ -1042,38 +1159,12 @@
       <w:r>
         <w:rPr>
           <w:rFonts w:ascii="TH SarabunPSK" w:hAnsi="TH SarabunPSK" w:cs="TH SarabunPSK" w:hint="cs"/>
-          <w:sz w:val="32"/>
-          <w:szCs w:val="32"/>
-          <w:cs/>
-        </w:rPr>
-        <w:t xml:space="preserve">                                                                              ( </w:t>
-      </w:r>
-      <w:r>
-        <w:rPr>
-          <w:rFonts w:ascii="TH SarabunPSK" w:hAnsi="TH SarabunPSK" w:cs="TH SarabunPSK" w:hint="cs"/>
-          <w:sz w:val="32"/>
-          <w:szCs w:val="32"/>
-          <w:cs/>
-        </w:rPr>
-        <w:t>ธาดา เสาวโค</w:t>
-      </w:r>
-      <w:r>
-        <w:rPr>
-          <w:rFonts w:ascii="TH SarabunPSK" w:hAnsi="TH SarabunPSK" w:cs="TH SarabunPSK" w:hint="cs"/>
-          <w:sz w:val="32"/>
-          <w:szCs w:val="32"/>
-          <w:cs/>
-        </w:rPr>
-        <w:t xml:space="preserve"> )</w:t>
-      </w:r>
-      <w:r>
-        <w:rPr>
-          <w:rFonts w:ascii="TH SarabunPSK" w:hAnsi="TH SarabunPSK" w:cs="TH SarabunPSK" w:hint="cs"/>
-          <w:sz w:val="32"/>
-          <w:szCs w:val="32"/>
-          <w:cs/>
-        </w:rPr>
-        <w:t xml:space="preserve">  </w:t>
+          <w:color w:val="000000" w:themeColor="text1"/>
+          <w:sz w:val="32"/>
+          <w:szCs w:val="32"/>
+          <w:cs/>
+        </w:rPr>
+        <w:t xml:space="preserve">                                                                              </w:t>
       </w:r>
     </w:p>
     <w:p>
@@ -1083,6 +1174,7 @@
         </w:tabs>
         <w:rPr>
           <w:rFonts w:ascii="TH SarabunPSK" w:hAnsi="TH SarabunPSK" w:cs="TH SarabunPSK"/>
+          <w:color w:val="000000" w:themeColor="text1"/>
           <w:sz w:val="32"/>
           <w:szCs w:val="32"/>
         </w:rPr>
@@ -1090,6 +1182,7 @@
       <w:r>
         <w:rPr>
           <w:rFonts w:ascii="TH SarabunPSK" w:hAnsi="TH SarabunPSK" w:cs="TH SarabunPSK" w:hint="cs"/>
+          <w:color w:val="000000" w:themeColor="text1"/>
           <w:sz w:val="32"/>
           <w:szCs w:val="32"/>
           <w:cs/>
@@ -1101,6 +1194,7 @@
           <w:rFonts w:ascii="TH SarabunPSK" w:hAnsi="TH SarabunPSK" w:cs="TH SarabunPSK" w:hint="cs"/>
           <w:b/>
           <w:bCs/>
+          <w:color w:val="000000" w:themeColor="text1"/>
           <w:sz w:val="32"/>
           <w:szCs w:val="32"/>
           <w:cs/>
@@ -1110,67 +1204,12 @@
       <w:r>
         <w:rPr>
           <w:rFonts w:ascii="TH SarabunPSK" w:hAnsi="TH SarabunPSK" w:cs="TH SarabunPSK" w:hint="cs"/>
-          <w:sz w:val="32"/>
-          <w:szCs w:val="32"/>
-          <w:cs/>
-        </w:rPr>
-        <w:t xml:space="preserve">                                              ผบ.หมู่</w:t>
-      </w:r>
-      <w:r>
-        <w:rPr>
-          <w:rFonts w:ascii="TH SarabunPSK" w:hAnsi="TH SarabunPSK" w:cs="TH SarabunPSK" w:hint="cs"/>
-          <w:sz w:val="32"/>
-          <w:szCs w:val="32"/>
-          <w:cs/>
-        </w:rPr>
-        <w:t xml:space="preserve"> </w:t>
-      </w:r>
-      <w:r>
-        <w:rPr>
-          <w:rFonts w:ascii="TH SarabunPSK" w:hAnsi="TH SarabunPSK" w:cs="TH SarabunPSK" w:hint="cs"/>
-          <w:sz w:val="32"/>
-          <w:szCs w:val="32"/>
-          <w:cs/>
-        </w:rPr>
-        <w:t>(</w:t>
-      </w:r>
-      <w:proofErr w:type="spellStart"/>
-      <w:r>
-        <w:rPr>
-          <w:rFonts w:ascii="TH SarabunPSK" w:hAnsi="TH SarabunPSK" w:cs="TH SarabunPSK" w:hint="cs"/>
-          <w:sz w:val="32"/>
-          <w:szCs w:val="32"/>
-          <w:cs/>
-        </w:rPr>
-        <w:t>ผช</w:t>
-      </w:r>
-      <w:proofErr w:type="spellEnd"/>
-      <w:r>
-        <w:rPr>
-          <w:rFonts w:ascii="TH SarabunPSK" w:hAnsi="TH SarabunPSK" w:cs="TH SarabunPSK" w:hint="cs"/>
-          <w:sz w:val="32"/>
-          <w:szCs w:val="32"/>
-          <w:cs/>
-        </w:rPr>
-        <w:t>.พงส.</w:t>
-      </w:r>
-      <w:r>
-        <w:rPr>
-          <w:rFonts w:ascii="TH SarabunPSK" w:hAnsi="TH SarabunPSK" w:cs="TH SarabunPSK" w:hint="cs"/>
-          <w:sz w:val="32"/>
-          <w:szCs w:val="32"/>
-          <w:cs/>
-        </w:rPr>
-        <w:t>) สภ.เมืองชลบุรี</w:t>
-      </w:r>
-      <w:r>
-        <w:rPr>
-          <w:rFonts w:ascii="TH SarabunPSK" w:hAnsi="TH SarabunPSK" w:cs="TH SarabunPSK" w:hint="cs"/>
-          <w:sz w:val="32"/>
-          <w:szCs w:val="32"/>
-          <w:cs/>
-        </w:rPr>
-        <w:t xml:space="preserve"> </w:t>
+          <w:color w:val="000000" w:themeColor="text1"/>
+          <w:sz w:val="32"/>
+          <w:szCs w:val="32"/>
+          <w:cs/>
+        </w:rPr>
+        <w:t xml:space="preserve">                                              </w:t>
       </w:r>
     </w:p>
     <w:p>
@@ -1182,6 +1221,7 @@
           <w:rFonts w:ascii="TH SarabunPSK" w:hAnsi="TH SarabunPSK" w:cs="TH SarabunPSK"/>
           <w:b/>
           <w:bCs/>
+          <w:color w:val="000000" w:themeColor="text1"/>
           <w:sz w:val="32"/>
           <w:szCs w:val="32"/>
         </w:rPr>
@@ -1189,6 +1229,7 @@
       <w:r>
         <w:rPr>
           <w:rFonts w:ascii="TH SarabunPSK" w:hAnsi="TH SarabunPSK" w:cs="TH SarabunPSK" w:hint="cs"/>
+          <w:color w:val="000000" w:themeColor="text1"/>
           <w:sz w:val="32"/>
           <w:szCs w:val="32"/>
           <w:cs/>
@@ -1198,6 +1239,7 @@
       <w:r>
         <w:rPr>
           <w:rFonts w:ascii="TH SarabunPSK" w:hAnsi="TH SarabunPSK" w:cs="TH SarabunPSK" w:hint="cs"/>
+          <w:color w:val="000000" w:themeColor="text1"/>
           <w:sz w:val="32"/>
           <w:szCs w:val="32"/>
           <w:cs/>
@@ -1207,6 +1249,7 @@
       <w:r>
         <w:rPr>
           <w:rFonts w:ascii="TH SarabunPSK" w:hAnsi="TH SarabunPSK" w:cs="TH SarabunPSK" w:hint="cs"/>
+          <w:color w:val="000000" w:themeColor="text1"/>
           <w:sz w:val="32"/>
           <w:szCs w:val="32"/>
           <w:cs/>
@@ -1216,6 +1259,7 @@
       <w:r>
         <w:rPr>
           <w:rFonts w:ascii="TH SarabunPSK" w:hAnsi="TH SarabunPSK" w:cs="TH SarabunPSK" w:hint="cs"/>
+          <w:color w:val="000000" w:themeColor="text1"/>
           <w:sz w:val="32"/>
           <w:szCs w:val="32"/>
           <w:cs/>
@@ -1227,6 +1271,7 @@
           <w:rFonts w:ascii="TH SarabunPSK" w:hAnsi="TH SarabunPSK" w:cs="TH SarabunPSK" w:hint="cs"/>
           <w:b/>
           <w:bCs/>
+          <w:color w:val="000000" w:themeColor="text1"/>
           <w:sz w:val="32"/>
           <w:szCs w:val="32"/>
           <w:cs/>
@@ -1243,6 +1288,7 @@
           <w:rFonts w:ascii="TH SarabunPSK" w:hAnsi="TH SarabunPSK" w:cs="TH SarabunPSK"/>
           <w:b/>
           <w:bCs/>
+          <w:color w:val="000000" w:themeColor="text1"/>
           <w:sz w:val="32"/>
           <w:szCs w:val="32"/>
         </w:rPr>
@@ -1252,6 +1298,7 @@
       <w:pPr>
         <w:rPr>
           <w:rFonts w:ascii="TH SarabunPSK" w:hAnsi="TH SarabunPSK" w:cs="TH SarabunPSK"/>
+          <w:color w:val="000000" w:themeColor="text1"/>
           <w:sz w:val="32"/>
           <w:szCs w:val="32"/>
         </w:rPr>
@@ -1259,6 +1306,118 @@
       <w:r>
         <w:rPr>
           <w:rFonts w:ascii="TH SarabunPSK" w:hAnsi="TH SarabunPSK" w:cs="TH SarabunPSK" w:hint="cs"/>
+          <w:color w:val="000000" w:themeColor="text1"/>
+          <w:sz w:val="32"/>
+          <w:szCs w:val="32"/>
+          <w:cs/>
+        </w:rPr>
+        <w:t xml:space="preserve">                 </w:t>
+      </w:r>
+      <w:r>
+        <w:rPr>
+          <w:rFonts w:ascii="TH SarabunPSK" w:hAnsi="TH SarabunPSK" w:cs="TH SarabunPSK"/>
+          <w:color w:val="000000" w:themeColor="text1"/>
+          <w:sz w:val="32"/>
+          <w:szCs w:val="32"/>
+          <w:cs/>
+        </w:rPr>
+        <w:t xml:space="preserve"> </w:t>
+      </w:r>
+      <w:r>
+        <w:rPr>
+          <w:rFonts w:ascii="TH SarabunPSK" w:hAnsi="TH SarabunPSK" w:cs="TH SarabunPSK" w:hint="cs"/>
+          <w:color w:val="000000" w:themeColor="text1"/>
+          <w:sz w:val="32"/>
+          <w:szCs w:val="32"/>
+          <w:cs/>
+        </w:rPr>
+        <w:t xml:space="preserve"> </w:t>
+      </w:r>
+      <w:r>
+        <w:rPr>
+          <w:rFonts w:ascii="TH SarabunPSK" w:hAnsi="TH SarabunPSK" w:cs="TH SarabunPSK" w:hint="cs"/>
+          <w:color w:val="000000" w:themeColor="text1"/>
+          <w:sz w:val="32"/>
+          <w:szCs w:val="32"/>
+          <w:cs/>
+        </w:rPr>
+        <w:t xml:space="preserve"> </w:t>
+      </w:r>
+      <w:r>
+        <w:rPr>
+          <w:rFonts w:ascii="TH SarabunPSK" w:hAnsi="TH SarabunPSK" w:cs="TH SarabunPSK" w:hint="cs"/>
+          <w:color w:val="000000" w:themeColor="text1"/>
+          <w:sz w:val="32"/>
+          <w:szCs w:val="32"/>
+          <w:cs/>
+        </w:rPr>
+        <w:t xml:space="preserve">   </w:t>
+      </w:r>
+      <w:r>
+        <w:rPr>
+          <w:rFonts w:ascii="TH SarabunPSK" w:hAnsi="TH SarabunPSK" w:cs="TH SarabunPSK" w:hint="cs"/>
+          <w:color w:val="000000" w:themeColor="text1"/>
+          <w:sz w:val="32"/>
+          <w:szCs w:val="32"/>
+          <w:cs/>
+        </w:rPr>
+        <w:t xml:space="preserve">    </w:t>
+      </w:r>
+      <w:r>
+        <w:rPr>
+          <w:rFonts w:ascii="TH SarabunPSK" w:hAnsi="TH SarabunPSK" w:cs="TH SarabunPSK" w:hint="cs"/>
+          <w:color w:val="000000" w:themeColor="text1"/>
+          <w:sz w:val="32"/>
+          <w:szCs w:val="32"/>
+          <w:cs/>
+        </w:rPr>
+        <w:t xml:space="preserve"> </w:t>
+      </w:r>
+      <w:r>
+        <w:rPr>
+          <w:rFonts w:ascii="TH SarabunPSK" w:hAnsi="TH SarabunPSK" w:cs="TH SarabunPSK" w:hint="cs"/>
+          <w:color w:val="000000" w:themeColor="text1"/>
+          <w:sz w:val="32"/>
+          <w:szCs w:val="32"/>
+          <w:cs/>
+        </w:rPr>
+        <w:t xml:space="preserve">  </w:t>
+      </w:r>
+      <w:r>
+        <w:rPr>
+          <w:rFonts w:ascii="TH SarabunPSK" w:hAnsi="TH SarabunPSK" w:cs="TH SarabunPSK" w:hint="cs"/>
+          <w:color w:val="000000" w:themeColor="text1"/>
+          <w:sz w:val="32"/>
+          <w:szCs w:val="32"/>
+          <w:cs/>
+        </w:rPr>
+        <w:t xml:space="preserve">  </w:t>
+      </w:r>
+      <w:r>
+        <w:rPr>
+          <w:rFonts w:ascii="TH SarabunPSK" w:hAnsi="TH SarabunPSK" w:cs="TH SarabunPSK"/>
+          <w:color w:val="000000" w:themeColor="text1"/>
+          <w:sz w:val="32"/>
+          <w:szCs w:val="32"/>
+          <w:cs/>
+        </w:rPr>
+        <w:t xml:space="preserve">     </w:t>
+      </w:r>
+    </w:p>
+    <w:p>
+      <w:pPr>
+        <w:rPr>
+          <w:rFonts w:ascii="TH SarabunPSK" w:hAnsi="TH SarabunPSK" w:cs="TH SarabunPSK"/>
+          <w:color w:val="000000" w:themeColor="text1"/>
+          <w:sz w:val="32"/>
+          <w:szCs w:val="32"/>
+          <w:cs/>
+        </w:rPr>
+      </w:pPr>
+      <w:r>
+        <w:rPr>
+          <w:rFonts w:ascii="TH SarabunPSK" w:hAnsi="TH SarabunPSK" w:cs="TH SarabunPSK"/>
+          <w:color w:val="000000" w:themeColor="text1"/>
           <w:sz w:val="32"/>
           <w:szCs w:val="32"/>
           <w:cs/>
@@ -1268,15 +1427,27 @@
       <w:r>
         <w:rPr>
           <w:rFonts w:ascii="TH SarabunPSK" w:hAnsi="TH SarabunPSK" w:cs="TH SarabunPSK" w:hint="cs"/>
-          <w:sz w:val="32"/>
-          <w:szCs w:val="32"/>
-          <w:cs/>
-        </w:rPr>
-        <w:t xml:space="preserve">        </w:t>
-      </w:r>
-      <w:r>
-        <w:rPr>
-          <w:rFonts w:ascii="TH SarabunPSK" w:hAnsi="TH SarabunPSK" w:cs="TH SarabunPSK" w:hint="cs"/>
+          <w:color w:val="000000" w:themeColor="text1"/>
+          <w:sz w:val="32"/>
+          <w:szCs w:val="32"/>
+          <w:cs/>
+        </w:rPr>
+        <w:t xml:space="preserve"> </w:t>
+      </w:r>
+      <w:r>
+        <w:rPr>
+          <w:rFonts w:ascii="TH SarabunPSK" w:hAnsi="TH SarabunPSK" w:cs="TH SarabunPSK"/>
+          <w:color w:val="000000" w:themeColor="text1"/>
+          <w:sz w:val="32"/>
+          <w:szCs w:val="32"/>
+          <w:cs/>
+        </w:rPr>
+        <w:t xml:space="preserve">          </w:t>
+      </w:r>
+      <w:r>
+        <w:rPr>
+          <w:rFonts w:ascii="TH SarabunPSK" w:hAnsi="TH SarabunPSK" w:cs="TH SarabunPSK" w:hint="cs"/>
+          <w:color w:val="000000" w:themeColor="text1"/>
           <w:sz w:val="32"/>
           <w:szCs w:val="32"/>
           <w:cs/>
@@ -1286,198 +1457,69 @@
       <w:r>
         <w:rPr>
           <w:rFonts w:ascii="TH SarabunPSK" w:hAnsi="TH SarabunPSK" w:cs="TH SarabunPSK"/>
+          <w:color w:val="000000" w:themeColor="text1"/>
+          <w:sz w:val="32"/>
+          <w:szCs w:val="32"/>
+          <w:cs/>
+        </w:rPr>
+        <w:t xml:space="preserve">     </w:t>
+      </w:r>
+    </w:p>
+    <w:p>
+      <w:pPr>
+        <w:rPr>
+          <w:rFonts w:ascii="TH SarabunPSK" w:hAnsi="TH SarabunPSK" w:cs="TH SarabunPSK"/>
+          <w:color w:val="000000" w:themeColor="text1"/>
+          <w:sz w:val="32"/>
+          <w:szCs w:val="32"/>
+        </w:rPr>
+      </w:pPr>
+      <w:r>
+        <w:rPr>
+          <w:rFonts w:ascii="TH SarabunPSK" w:hAnsi="TH SarabunPSK" w:cs="TH SarabunPSK"/>
+          <w:color w:val="000000" w:themeColor="text1"/>
+          <w:sz w:val="32"/>
+          <w:szCs w:val="32"/>
+          <w:cs/>
+        </w:rPr>
+        <w:t xml:space="preserve">    </w:t>
+      </w:r>
+      <w:r>
+        <w:rPr>
+          <w:rFonts w:ascii="TH SarabunPSK" w:hAnsi="TH SarabunPSK" w:cs="TH SarabunPSK" w:hint="cs"/>
+          <w:color w:val="000000" w:themeColor="text1"/>
+          <w:sz w:val="32"/>
+          <w:szCs w:val="32"/>
+          <w:cs/>
+        </w:rPr>
+        <w:t xml:space="preserve">      </w:t>
+      </w:r>
+      <w:r>
+        <w:rPr>
+          <w:rFonts w:ascii="TH SarabunPSK" w:hAnsi="TH SarabunPSK" w:cs="TH SarabunPSK" w:hint="cs"/>
+          <w:color w:val="000000" w:themeColor="text1"/>
+          <w:sz w:val="32"/>
+          <w:szCs w:val="32"/>
+          <w:cs/>
+        </w:rPr>
+        <w:t xml:space="preserve">             </w:t>
+      </w:r>
+      <w:r>
+        <w:rPr>
+          <w:rFonts w:ascii="TH SarabunPSK" w:hAnsi="TH SarabunPSK" w:cs="TH SarabunPSK" w:hint="cs"/>
+          <w:color w:val="000000" w:themeColor="text1"/>
           <w:sz w:val="32"/>
           <w:szCs w:val="32"/>
           <w:cs/>
         </w:rPr>
         <w:t xml:space="preserve"> </w:t>
       </w:r>
-      <w:r>
-        <w:rPr>
-          <w:rFonts w:ascii="TH SarabunPSK" w:hAnsi="TH SarabunPSK" w:cs="TH SarabunPSK" w:hint="cs"/>
-          <w:sz w:val="32"/>
-          <w:szCs w:val="32"/>
-          <w:cs/>
-        </w:rPr>
-        <w:t xml:space="preserve"> </w:t>
-      </w:r>
-      <w:r>
-        <w:rPr>
-          <w:rFonts w:ascii="TH SarabunPSK" w:hAnsi="TH SarabunPSK" w:cs="TH SarabunPSK" w:hint="cs"/>
-          <w:sz w:val="32"/>
-          <w:szCs w:val="32"/>
-          <w:cs/>
-        </w:rPr>
-        <w:t xml:space="preserve"> </w:t>
-      </w:r>
-      <w:r>
-        <w:rPr>
-          <w:rFonts w:ascii="TH SarabunPSK" w:hAnsi="TH SarabunPSK" w:cs="TH SarabunPSK" w:hint="cs"/>
-          <w:sz w:val="32"/>
-          <w:szCs w:val="32"/>
-          <w:cs/>
-        </w:rPr>
-        <w:t xml:space="preserve">   </w:t>
-      </w:r>
-      <w:r>
-        <w:rPr>
-          <w:rFonts w:ascii="TH SarabunPSK" w:hAnsi="TH SarabunPSK" w:cs="TH SarabunPSK" w:hint="cs"/>
-          <w:sz w:val="32"/>
-          <w:szCs w:val="32"/>
-          <w:cs/>
-        </w:rPr>
-        <w:t xml:space="preserve">    </w:t>
-      </w:r>
-      <w:r>
-        <w:rPr>
-          <w:rFonts w:ascii="TH SarabunPSK" w:hAnsi="TH SarabunPSK" w:cs="TH SarabunPSK" w:hint="cs"/>
-          <w:sz w:val="32"/>
-          <w:szCs w:val="32"/>
-          <w:cs/>
-        </w:rPr>
-        <w:t xml:space="preserve"> </w:t>
-      </w:r>
-      <w:r>
-        <w:rPr>
-          <w:rFonts w:ascii="TH SarabunPSK" w:hAnsi="TH SarabunPSK" w:cs="TH SarabunPSK" w:hint="cs"/>
-          <w:sz w:val="32"/>
-          <w:szCs w:val="32"/>
-          <w:cs/>
-        </w:rPr>
-        <w:t xml:space="preserve">  </w:t>
-      </w:r>
-      <w:r>
-        <w:rPr>
-          <w:rFonts w:ascii="TH SarabunPSK" w:hAnsi="TH SarabunPSK" w:cs="TH SarabunPSK" w:hint="cs"/>
-          <w:sz w:val="32"/>
-          <w:szCs w:val="32"/>
-          <w:cs/>
-        </w:rPr>
-        <w:t xml:space="preserve">  </w:t>
-      </w:r>
-      <w:r>
+    </w:p>
+    <w:p>
+      <w:pPr>
         <w:rPr>
           <w:rFonts w:ascii="TH SarabunPSK" w:hAnsi="TH SarabunPSK" w:cs="TH SarabunPSK"/>
-          <w:sz w:val="32"/>
-          <w:szCs w:val="32"/>
-          <w:cs/>
-        </w:rPr>
-        <w:t xml:space="preserve">     </w:t>
-      </w:r>
-    </w:p>
-    <w:p>
-      <w:pPr>
-        <w:rPr>
-          <w:rFonts w:ascii="TH SarabunPSK" w:hAnsi="TH SarabunPSK" w:cs="TH SarabunPSK"/>
-          <w:sz w:val="32"/>
-          <w:szCs w:val="32"/>
-          <w:cs/>
-        </w:rPr>
-      </w:pPr>
-      <w:r>
-        <w:rPr>
-          <w:rFonts w:ascii="TH SarabunPSK" w:hAnsi="TH SarabunPSK" w:cs="TH SarabunPSK"/>
-          <w:sz w:val="32"/>
-          <w:szCs w:val="32"/>
-          <w:cs/>
-        </w:rPr>
-        <w:t xml:space="preserve">       </w:t>
-      </w:r>
-      <w:r>
-        <w:rPr>
-          <w:rFonts w:ascii="TH SarabunPSK" w:hAnsi="TH SarabunPSK" w:cs="TH SarabunPSK" w:hint="cs"/>
-          <w:sz w:val="32"/>
-          <w:szCs w:val="32"/>
-          <w:cs/>
-        </w:rPr>
-        <w:t xml:space="preserve"> </w:t>
-      </w:r>
-      <w:r>
-        <w:rPr>
-          <w:rFonts w:ascii="TH SarabunPSK" w:hAnsi="TH SarabunPSK" w:cs="TH SarabunPSK"/>
-          <w:sz w:val="32"/>
-          <w:szCs w:val="32"/>
-          <w:cs/>
-        </w:rPr>
-        <w:t xml:space="preserve">      </w:t>
-      </w:r>
-      <w:r>
-        <w:rPr>
-          <w:rFonts w:ascii="TH SarabunPSK" w:hAnsi="TH SarabunPSK" w:cs="TH SarabunPSK"/>
-          <w:sz w:val="32"/>
-          <w:szCs w:val="32"/>
-          <w:cs/>
-        </w:rPr>
-        <w:t xml:space="preserve">    </w:t>
-      </w:r>
-      <w:r>
-        <w:rPr>
-          <w:rFonts w:ascii="TH SarabunPSK" w:hAnsi="TH SarabunPSK" w:cs="TH SarabunPSK" w:hint="cs"/>
-          <w:sz w:val="32"/>
-          <w:szCs w:val="32"/>
-          <w:cs/>
-        </w:rPr>
-        <w:t xml:space="preserve">  </w:t>
-      </w:r>
-      <w:r>
-        <w:rPr>
-          <w:rFonts w:ascii="TH SarabunPSK" w:hAnsi="TH SarabunPSK" w:cs="TH SarabunPSK"/>
-          <w:sz w:val="32"/>
-          <w:szCs w:val="32"/>
-          <w:cs/>
-        </w:rPr>
-        <w:t xml:space="preserve">     </w:t>
-      </w:r>
-    </w:p>
-    <w:p>
-      <w:pPr>
-        <w:rPr>
-          <w:rFonts w:ascii="TH SarabunPSK" w:hAnsi="TH SarabunPSK" w:cs="TH SarabunPSK"/>
-          <w:sz w:val="32"/>
-          <w:szCs w:val="32"/>
-        </w:rPr>
-      </w:pPr>
-      <w:r>
-        <w:rPr>
-          <w:rFonts w:ascii="TH SarabunPSK" w:hAnsi="TH SarabunPSK" w:cs="TH SarabunPSK"/>
-          <w:sz w:val="32"/>
-          <w:szCs w:val="32"/>
-          <w:cs/>
-        </w:rPr>
-        <w:t xml:space="preserve">    </w:t>
-      </w:r>
-      <w:r>
-        <w:rPr>
-          <w:rFonts w:ascii="TH SarabunPSK" w:hAnsi="TH SarabunPSK" w:cs="TH SarabunPSK" w:hint="cs"/>
-          <w:sz w:val="32"/>
-          <w:szCs w:val="32"/>
-          <w:cs/>
-        </w:rPr>
-        <w:t xml:space="preserve">      </w:t>
-      </w:r>
-      <w:r>
-        <w:rPr>
-          <w:rFonts w:ascii="TH SarabunPSK" w:hAnsi="TH SarabunPSK" w:cs="TH SarabunPSK" w:hint="cs"/>
-          <w:sz w:val="32"/>
-          <w:szCs w:val="32"/>
-          <w:cs/>
-        </w:rPr>
-        <w:t xml:space="preserve">             </w:t>
-      </w:r>
-      <w:r>
-        <w:rPr>
-          <w:rFonts w:ascii="TH SarabunPSK" w:hAnsi="TH SarabunPSK" w:cs="TH SarabunPSK" w:hint="cs"/>
-          <w:sz w:val="32"/>
-          <w:szCs w:val="32"/>
-          <w:cs/>
-        </w:rPr>
-        <w:t xml:space="preserve"> </w:t>
-      </w:r>
-    </w:p>
-    <w:p>
-      <w:pPr>
-        <w:rPr>
-          <w:rFonts w:ascii="TH SarabunPSK" w:hAnsi="TH SarabunPSK" w:cs="TH SarabunPSK"/>
+          <w:color w:val="000000" w:themeColor="text1"/>
           <w:sz w:val="32"/>
           <w:szCs w:val="32"/>
         </w:rPr>
@@ -1490,6 +1532,7 @@
         </w:tabs>
         <w:rPr>
           <w:rFonts w:ascii="TH SarabunPSK" w:hAnsi="TH SarabunPSK" w:cs="TH SarabunPSK"/>
+          <w:color w:val="000000" w:themeColor="text1"/>
           <w:sz w:val="32"/>
           <w:szCs w:val="32"/>
         </w:rPr>
@@ -1498,13 +1541,14 @@
         <w:rPr>
           <w:rFonts w:ascii="TH SarabunPSK" w:eastAsia="Angsana New" w:hAnsi="TH SarabunPSK" w:cs="TH SarabunPSK"/>
           <w:noProof/>
+          <w:color w:val="000000" w:themeColor="text1"/>
           <w:sz w:val="32"/>
           <w:szCs w:val="32"/>
         </w:rPr>
         <mc:AlternateContent>
           <mc:Choice Requires="wps">
             <w:drawing>
-              <wp:anchor distT="0" distB="0" distL="114300" distR="114300" simplePos="0" relativeHeight="251659264" behindDoc="0" locked="0" layoutInCell="1" allowOverlap="1" wp14:anchorId="5227AAFC" wp14:editId="58F81156">
+              <wp:anchor distT="0" distB="0" distL="114300" distR="114300" simplePos="0" relativeHeight="251659264" behindDoc="0" locked="0" layoutInCell="1" allowOverlap="1" wp14:anchorId="5227AAFC" wp14:editId="29A86136">
                 <wp:simplePos x="0" y="0"/>
                 <wp:positionH relativeFrom="column">
                   <wp:posOffset>4382770</wp:posOffset>
@@ -1513,7 +1557,7 @@
                   <wp:posOffset>0</wp:posOffset>
                 </wp:positionV>
                 <wp:extent cx="152400" cy="171450"/>
-                <wp:effectExtent l="0" t="0" r="19050" b="19050"/>
+                <wp:effectExtent l="0" t="0" r="0" b="0"/>
                 <wp:wrapNone/>
                 <wp:docPr id="88" name="Rectangle 18"/>
                 <wp:cNvGraphicFramePr>
@@ -1533,13 +1577,9 @@
                         <a:prstGeom prst="rect">
                           <a:avLst/>
                         </a:prstGeom>
-                        <a:solidFill>
-                          <a:srgbClr val="FFFFFF"/>
-                        </a:solidFill>
+                        <a:noFill/>
                         <a:ln w="9525">
-                          <a:solidFill>
-                            <a:srgbClr val="000000"/>
-                          </a:solidFill>
+                          <a:noFill/>
                           <a:miter lim="800000"/>
                           <a:headEnd/>
                           <a:tailEnd/>
@@ -1562,7 +1602,7 @@
           </mc:Choice>
           <mc:Fallback>
             <w:pict>
-              <v:rect w14:anchorId="43FBCE61" id="Rectangle 18" o:spid="_x0000_s1026" style="position:absolute;margin-left:345.1pt;margin-top:0;width:12pt;height:13.5pt;z-index:251658240;visibility:visible;mso-wrap-style:square;mso-width-percent:0;mso-height-percent:0;mso-wrap-distance-left:9pt;mso-wrap-distance-top:0;mso-wrap-distance-right:9pt;mso-wrap-distance-bottom:0;mso-position-horizontal:absolute;mso-position-horizontal-relative:text;mso-position-vertical:absolute;mso-position-vertical-relative:text;mso-width-percent:0;mso-height-percent:0;mso-width-relative:page;mso-height-relative:page;v-text-anchor:top" o:gfxdata="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"/>
+              <v:rect w14:anchorId="789CDE63" id="Rectangle 18" o:spid="_x0000_s1026" style="position:absolute;margin-left:345.1pt;margin-top:0;width:12pt;height:13.5pt;z-index:251659264;visibility:visible;mso-wrap-style:square;mso-width-percent:0;mso-height-percent:0;mso-wrap-distance-left:9pt;mso-wrap-distance-top:0;mso-wrap-distance-right:9pt;mso-wrap-distance-bottom:0;mso-position-horizontal:absolute;mso-position-horizontal-relative:text;mso-position-vertical:absolute;mso-position-vertical-relative:text;mso-width-percent:0;mso-height-percent:0;mso-width-relative:page;mso-height-relative:page;v-text-anchor:top" o:gfxdata="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" filled="f" stroked="f"/>
             </w:pict>
           </mc:Fallback>
         </mc:AlternateContent>
@@ -1571,13 +1611,14 @@
         <w:rPr>
           <w:rFonts w:ascii="TH SarabunPSK" w:eastAsia="Angsana New" w:hAnsi="TH SarabunPSK" w:cs="TH SarabunPSK"/>
           <w:noProof/>
+          <w:color w:val="000000" w:themeColor="text1"/>
           <w:sz w:val="32"/>
           <w:szCs w:val="32"/>
         </w:rPr>
         <mc:AlternateContent>
           <mc:Choice Requires="wps">
             <w:drawing>
-              <wp:anchor distT="0" distB="0" distL="114300" distR="114300" simplePos="0" relativeHeight="251655168" behindDoc="0" locked="0" layoutInCell="1" allowOverlap="1" wp14:anchorId="206D3F63" wp14:editId="3FBDF0E6">
+              <wp:anchor distT="0" distB="0" distL="114300" distR="114300" simplePos="0" relativeHeight="251655168" behindDoc="0" locked="0" layoutInCell="1" allowOverlap="1" wp14:anchorId="206D3F63" wp14:editId="543AD0BB">
                 <wp:simplePos x="0" y="0"/>
                 <wp:positionH relativeFrom="column">
                   <wp:posOffset>3717925</wp:posOffset>
@@ -1586,7 +1627,7 @@
                   <wp:posOffset>-635</wp:posOffset>
                 </wp:positionV>
                 <wp:extent cx="152400" cy="171450"/>
-                <wp:effectExtent l="0" t="0" r="19050" b="19050"/>
+                <wp:effectExtent l="0" t="0" r="0" b="0"/>
                 <wp:wrapNone/>
                 <wp:docPr id="84" name="Rectangle 18"/>
                 <wp:cNvGraphicFramePr>
@@ -1606,13 +1647,9 @@
                         <a:prstGeom prst="rect">
                           <a:avLst/>
                         </a:prstGeom>
-                        <a:solidFill>
-                          <a:srgbClr val="FFFFFF"/>
-                        </a:solidFill>
+                        <a:noFill/>
                         <a:ln w="9525">
-                          <a:solidFill>
-                            <a:srgbClr val="000000"/>
-                          </a:solidFill>
+                          <a:noFill/>
                           <a:miter lim="800000"/>
                           <a:headEnd/>
                           <a:tailEnd/>
@@ -1635,7 +1672,7 @@
           </mc:Choice>
           <mc:Fallback>
             <w:pict>
-              <v:rect w14:anchorId="722D0160" id="Rectangle 18" o:spid="_x0000_s1026" style="position:absolute;margin-left:292.75pt;margin-top:-.05pt;width:12pt;height:13.5pt;z-index:251654144;visibility:visible;mso-wrap-style:square;mso-width-percent:0;mso-height-percent:0;mso-wrap-distance-left:9pt;mso-wrap-distance-top:0;mso-wrap-distance-right:9pt;mso-wrap-distance-bottom:0;mso-position-horizontal:absolute;mso-position-horizontal-relative:text;mso-position-vertical:absolute;mso-position-vertical-relative:text;mso-width-percent:0;mso-height-percent:0;mso-width-relative:page;mso-height-relative:page;v-text-anchor:top" o:gfxdata="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"/>
+              <v:rect w14:anchorId="242E6CCB" id="Rectangle 18" o:spid="_x0000_s1026" style="position:absolute;margin-left:292.75pt;margin-top:-.05pt;width:12pt;height:13.5pt;z-index:251655168;visibility:visible;mso-wrap-style:square;mso-width-percent:0;mso-height-percent:0;mso-wrap-distance-left:9pt;mso-wrap-distance-top:0;mso-wrap-distance-right:9pt;mso-wrap-distance-bottom:0;mso-position-horizontal:absolute;mso-position-horizontal-relative:text;mso-position-vertical:absolute;mso-position-vertical-relative:text;mso-width-percent:0;mso-height-percent:0;mso-width-relative:page;mso-height-relative:page;v-text-anchor:top" o:gfxdata="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" filled="f" stroked="f"/>
             </w:pict>
           </mc:Fallback>
         </mc:AlternateContent>
@@ -1643,20 +1680,12 @@
       <w:r>
         <w:rPr>
           <w:rFonts w:ascii="TH SarabunPSK" w:hAnsi="TH SarabunPSK" w:cs="TH SarabunPSK" w:hint="cs"/>
-          <w:sz w:val="32"/>
-          <w:szCs w:val="32"/>
-          <w:cs/>
-        </w:rPr>
-        <w:t xml:space="preserve"> </w:t>
-      </w:r>
-      <w:r>
-        <w:rPr>
-          <w:rFonts w:ascii="TH SarabunPSK" w:hAnsi="TH SarabunPSK" w:cs="TH SarabunPSK" w:hint="cs"/>
-          <w:sz w:val="32"/>
-          <w:szCs w:val="32"/>
-          <w:cs/>
-        </w:rPr>
-        <w:t xml:space="preserve">                                                     ได้รับเงินค่าธรรมเนียมฯ       เงินสด       เช็คเลขที่................</w:t>
+          <w:color w:val="000000" w:themeColor="text1"/>
+          <w:sz w:val="32"/>
+          <w:szCs w:val="32"/>
+          <w:cs/>
+        </w:rPr>
+        <w:t xml:space="preserve">                                                      ได้รับเงินค่าธรรมเนียมฯ       เงินสด       เช็คเลขที่................</w:t>
       </w:r>
     </w:p>
     <w:p>
@@ -1664,6 +1693,7 @@
         <w:jc w:val="both"/>
         <w:rPr>
           <w:rFonts w:ascii="TH SarabunPSK" w:eastAsia="Angsana New" w:hAnsi="TH SarabunPSK" w:cs="TH SarabunPSK"/>
+          <w:color w:val="000000" w:themeColor="text1"/>
           <w:sz w:val="32"/>
           <w:szCs w:val="32"/>
         </w:rPr>
@@ -1671,6 +1701,7 @@
       <w:r>
         <w:rPr>
           <w:rFonts w:ascii="TH SarabunPSK" w:eastAsia="Angsana New" w:hAnsi="TH SarabunPSK" w:cs="TH SarabunPSK" w:hint="cs"/>
+          <w:color w:val="000000" w:themeColor="text1"/>
           <w:sz w:val="32"/>
           <w:szCs w:val="32"/>
           <w:cs/>
@@ -1680,6 +1711,7 @@
       <w:r>
         <w:rPr>
           <w:rFonts w:ascii="TH SarabunPSK" w:eastAsia="Angsana New" w:hAnsi="TH SarabunPSK" w:cs="TH SarabunPSK"/>
+          <w:color w:val="000000" w:themeColor="text1"/>
           <w:sz w:val="32"/>
           <w:szCs w:val="32"/>
         </w:rPr>
@@ -1688,6 +1720,7 @@
       <w:r>
         <w:rPr>
           <w:rFonts w:ascii="TH SarabunPSK" w:eastAsia="Angsana New" w:hAnsi="TH SarabunPSK" w:cs="TH SarabunPSK" w:hint="cs"/>
+          <w:color w:val="000000" w:themeColor="text1"/>
           <w:sz w:val="32"/>
           <w:szCs w:val="32"/>
           <w:cs/>
@@ -1700,6 +1733,7 @@
         <w:jc w:val="both"/>
         <w:rPr>
           <w:rFonts w:ascii="TH SarabunPSK" w:eastAsia="Angsana New" w:hAnsi="TH SarabunPSK" w:cs="TH SarabunPSK"/>
+          <w:color w:val="000000" w:themeColor="text1"/>
           <w:sz w:val="32"/>
           <w:szCs w:val="32"/>
         </w:rPr>
@@ -1707,6 +1741,7 @@
       <w:r>
         <w:rPr>
           <w:rFonts w:ascii="TH SarabunPSK" w:eastAsia="Angsana New" w:hAnsi="TH SarabunPSK" w:cs="TH SarabunPSK" w:hint="cs"/>
+          <w:color w:val="000000" w:themeColor="text1"/>
           <w:sz w:val="32"/>
           <w:szCs w:val="32"/>
           <w:cs/>
@@ -1716,6 +1751,7 @@
       <w:r>
         <w:rPr>
           <w:rFonts w:ascii="TH SarabunPSK" w:eastAsia="Angsana New" w:hAnsi="TH SarabunPSK" w:cs="TH SarabunPSK"/>
+          <w:color w:val="000000" w:themeColor="text1"/>
           <w:sz w:val="32"/>
           <w:szCs w:val="32"/>
           <w:cs/>
@@ -1728,6 +1764,7 @@
         <w:jc w:val="both"/>
         <w:rPr>
           <w:rFonts w:ascii="TH SarabunPSK" w:eastAsia="Angsana New" w:hAnsi="TH SarabunPSK" w:cs="TH SarabunPSK"/>
+          <w:color w:val="000000" w:themeColor="text1"/>
           <w:sz w:val="32"/>
           <w:szCs w:val="32"/>
         </w:rPr>
@@ -1738,6 +1775,7 @@
         <w:jc w:val="both"/>
         <w:rPr>
           <w:rFonts w:ascii="TH SarabunPSK" w:eastAsia="Angsana New" w:hAnsi="TH SarabunPSK" w:cs="TH SarabunPSK"/>
+          <w:color w:val="000000" w:themeColor="text1"/>
           <w:sz w:val="16"/>
           <w:szCs w:val="16"/>
         </w:rPr>
@@ -1748,6 +1786,7 @@
         <w:jc w:val="both"/>
         <w:rPr>
           <w:rFonts w:ascii="TH SarabunPSK" w:eastAsia="Angsana New" w:hAnsi="TH SarabunPSK" w:cs="TH SarabunPSK"/>
+          <w:color w:val="000000" w:themeColor="text1"/>
           <w:sz w:val="32"/>
           <w:szCs w:val="32"/>
         </w:rPr>
@@ -1755,6 +1794,7 @@
       <w:r>
         <w:rPr>
           <w:rFonts w:ascii="TH SarabunPSK" w:eastAsia="Angsana New" w:hAnsi="TH SarabunPSK" w:cs="TH SarabunPSK" w:hint="cs"/>
+          <w:color w:val="000000" w:themeColor="text1"/>
           <w:sz w:val="32"/>
           <w:szCs w:val="32"/>
           <w:cs/>
@@ -1764,6 +1804,7 @@
       <w:r>
         <w:rPr>
           <w:rFonts w:ascii="TH SarabunPSK" w:eastAsia="Angsana New" w:hAnsi="TH SarabunPSK" w:cs="TH SarabunPSK" w:hint="cs"/>
+          <w:color w:val="000000" w:themeColor="text1"/>
           <w:sz w:val="32"/>
           <w:szCs w:val="32"/>
           <w:cs/>
@@ -1773,6 +1814,7 @@
       <w:r>
         <w:rPr>
           <w:rFonts w:ascii="TH SarabunPSK" w:eastAsia="Angsana New" w:hAnsi="TH SarabunPSK" w:cs="TH SarabunPSK" w:hint="cs"/>
+          <w:color w:val="000000" w:themeColor="text1"/>
           <w:sz w:val="32"/>
           <w:szCs w:val="32"/>
           <w:cs/>
@@ -1782,6 +1824,7 @@
       <w:r>
         <w:rPr>
           <w:rFonts w:ascii="TH SarabunPSK" w:eastAsia="Angsana New" w:hAnsi="TH SarabunPSK" w:cs="TH SarabunPSK" w:hint="cs"/>
+          <w:color w:val="000000" w:themeColor="text1"/>
           <w:sz w:val="32"/>
           <w:szCs w:val="32"/>
           <w:cs/>
@@ -1791,6 +1834,7 @@
       <w:r>
         <w:rPr>
           <w:rFonts w:ascii="TH SarabunPSK" w:eastAsia="Angsana New" w:hAnsi="TH SarabunPSK" w:cs="TH SarabunPSK" w:hint="cs"/>
+          <w:color w:val="000000" w:themeColor="text1"/>
           <w:sz w:val="32"/>
           <w:szCs w:val="32"/>
           <w:cs/>
@@ -1800,6 +1844,7 @@
       <w:r>
         <w:rPr>
           <w:rFonts w:ascii="TH SarabunPSK" w:eastAsia="Angsana New" w:hAnsi="TH SarabunPSK" w:cs="TH SarabunPSK" w:hint="cs"/>
+          <w:color w:val="000000" w:themeColor="text1"/>
           <w:sz w:val="32"/>
           <w:szCs w:val="32"/>
           <w:cs/>
@@ -1809,6 +1854,7 @@
       <w:r>
         <w:rPr>
           <w:rFonts w:ascii="TH SarabunPSK" w:eastAsia="Angsana New" w:hAnsi="TH SarabunPSK" w:cs="TH SarabunPSK" w:hint="cs"/>
+          <w:color w:val="000000" w:themeColor="text1"/>
           <w:sz w:val="32"/>
           <w:szCs w:val="32"/>
           <w:cs/>
@@ -1823,6 +1869,7 @@
         </w:tabs>
         <w:rPr>
           <w:rFonts w:ascii="TH SarabunPSK" w:hAnsi="TH SarabunPSK" w:cs="TH SarabunPSK"/>
+          <w:color w:val="000000" w:themeColor="text1"/>
           <w:sz w:val="32"/>
           <w:szCs w:val="32"/>
         </w:rPr>
@@ -1830,6 +1877,7 @@
       <w:r>
         <w:rPr>
           <w:rFonts w:ascii="TH SarabunPSK" w:hAnsi="TH SarabunPSK" w:cs="TH SarabunPSK" w:hint="cs"/>
+          <w:color w:val="000000" w:themeColor="text1"/>
           <w:sz w:val="32"/>
           <w:szCs w:val="32"/>
           <w:cs/>
@@ -1839,6 +1887,7 @@
       <w:r>
         <w:rPr>
           <w:rFonts w:ascii="TH SarabunPSK" w:hAnsi="TH SarabunPSK" w:cs="TH SarabunPSK" w:hint="cs"/>
+          <w:color w:val="000000" w:themeColor="text1"/>
           <w:sz w:val="32"/>
           <w:szCs w:val="32"/>
           <w:cs/>
@@ -1848,6 +1897,7 @@
       <w:r>
         <w:rPr>
           <w:rFonts w:ascii="TH SarabunPSK" w:hAnsi="TH SarabunPSK" w:cs="TH SarabunPSK" w:hint="cs"/>
+          <w:color w:val="000000" w:themeColor="text1"/>
           <w:sz w:val="32"/>
           <w:szCs w:val="32"/>
           <w:cs/>
@@ -1857,6 +1907,7 @@
       <w:r>
         <w:rPr>
           <w:rFonts w:ascii="TH SarabunPSK" w:hAnsi="TH SarabunPSK" w:cs="TH SarabunPSK" w:hint="cs"/>
+          <w:color w:val="000000" w:themeColor="text1"/>
           <w:sz w:val="32"/>
           <w:szCs w:val="32"/>
           <w:cs/>
@@ -1866,6 +1917,7 @@
       <w:r>
         <w:rPr>
           <w:rFonts w:ascii="TH SarabunPSK" w:hAnsi="TH SarabunPSK" w:cs="TH SarabunPSK" w:hint="cs"/>
+          <w:color w:val="000000" w:themeColor="text1"/>
           <w:sz w:val="32"/>
           <w:szCs w:val="32"/>
           <w:cs/>
@@ -1875,33 +1927,7 @@
       <w:r>
         <w:rPr>
           <w:rFonts w:ascii="TH SarabunPSK" w:hAnsi="TH SarabunPSK" w:cs="TH SarabunPSK" w:hint="cs"/>
-          <w:sz w:val="32"/>
-          <w:szCs w:val="32"/>
-          <w:cs/>
-        </w:rPr>
-        <w:t xml:space="preserve">( </w:t>
-      </w:r>
-      <w:r>
-        <w:rPr>
-          <w:rFonts w:ascii="TH SarabunPSK" w:hAnsi="TH SarabunPSK" w:cs="TH SarabunPSK" w:hint="cs"/>
-          <w:sz w:val="32"/>
-          <w:szCs w:val="32"/>
-          <w:cs/>
-        </w:rPr>
-        <w:t xml:space="preserve">ธาดา เสาวโค </w:t>
-      </w:r>
-      <w:r>
-        <w:rPr>
-          <w:rFonts w:ascii="TH SarabunPSK" w:hAnsi="TH SarabunPSK" w:cs="TH SarabunPSK" w:hint="cs"/>
-          <w:sz w:val="32"/>
-          <w:szCs w:val="32"/>
-          <w:cs/>
-        </w:rPr>
-        <w:t>)</w:t>
-      </w:r>
-      <w:r>
-        <w:rPr>
-          <w:rFonts w:ascii="TH SarabunPSK" w:hAnsi="TH SarabunPSK" w:cs="TH SarabunPSK" w:hint="cs"/>
+          <w:color w:val="000000" w:themeColor="text1"/>
           <w:sz w:val="32"/>
           <w:szCs w:val="32"/>
           <w:cs/>
@@ -1916,6 +1942,7 @@
         </w:tabs>
         <w:rPr>
           <w:rFonts w:ascii="TH SarabunPSK" w:hAnsi="TH SarabunPSK" w:cs="TH SarabunPSK"/>
+          <w:color w:val="000000" w:themeColor="text1"/>
           <w:sz w:val="32"/>
           <w:szCs w:val="32"/>
         </w:rPr>
@@ -1923,6 +1950,7 @@
       <w:r>
         <w:rPr>
           <w:rFonts w:ascii="TH SarabunPSK" w:hAnsi="TH SarabunPSK" w:cs="TH SarabunPSK" w:hint="cs"/>
+          <w:color w:val="000000" w:themeColor="text1"/>
           <w:sz w:val="32"/>
           <w:szCs w:val="32"/>
           <w:cs/>
@@ -1934,6 +1962,7 @@
           <w:rFonts w:ascii="TH SarabunPSK" w:hAnsi="TH SarabunPSK" w:cs="TH SarabunPSK" w:hint="cs"/>
           <w:b/>
           <w:bCs/>
+          <w:color w:val="000000" w:themeColor="text1"/>
           <w:sz w:val="32"/>
           <w:szCs w:val="32"/>
           <w:cs/>
@@ -1943,6 +1972,7 @@
       <w:r>
         <w:rPr>
           <w:rFonts w:ascii="TH SarabunPSK" w:hAnsi="TH SarabunPSK" w:cs="TH SarabunPSK" w:hint="cs"/>
+          <w:color w:val="000000" w:themeColor="text1"/>
           <w:sz w:val="32"/>
           <w:szCs w:val="32"/>
           <w:cs/>
@@ -1952,44 +1982,7 @@
       <w:r>
         <w:rPr>
           <w:rFonts w:ascii="TH SarabunPSK" w:hAnsi="TH SarabunPSK" w:cs="TH SarabunPSK" w:hint="cs"/>
-          <w:sz w:val="32"/>
-          <w:szCs w:val="32"/>
-          <w:cs/>
-        </w:rPr>
-        <w:t xml:space="preserve"> </w:t>
-      </w:r>
-      <w:r>
-        <w:rPr>
-          <w:rFonts w:ascii="TH SarabunPSK" w:hAnsi="TH SarabunPSK" w:cs="TH SarabunPSK" w:hint="cs"/>
-          <w:sz w:val="32"/>
-          <w:szCs w:val="32"/>
-          <w:cs/>
-        </w:rPr>
-        <w:t>ผบ.หมู่ (</w:t>
-      </w:r>
-      <w:proofErr w:type="spellStart"/>
-      <w:r>
-        <w:rPr>
-          <w:rFonts w:ascii="TH SarabunPSK" w:hAnsi="TH SarabunPSK" w:cs="TH SarabunPSK" w:hint="cs"/>
-          <w:sz w:val="32"/>
-          <w:szCs w:val="32"/>
-          <w:cs/>
-        </w:rPr>
-        <w:t>ผช</w:t>
-      </w:r>
-      <w:proofErr w:type="spellEnd"/>
-      <w:r>
-        <w:rPr>
-          <w:rFonts w:ascii="TH SarabunPSK" w:hAnsi="TH SarabunPSK" w:cs="TH SarabunPSK" w:hint="cs"/>
-          <w:sz w:val="32"/>
-          <w:szCs w:val="32"/>
-          <w:cs/>
-        </w:rPr>
-        <w:t>.พงส.) สภ.เมืองชลบุรี</w:t>
-      </w:r>
-      <w:r>
-        <w:rPr>
-          <w:rFonts w:ascii="TH SarabunPSK" w:hAnsi="TH SarabunPSK" w:cs="TH SarabunPSK" w:hint="cs"/>
+          <w:color w:val="000000" w:themeColor="text1"/>
           <w:sz w:val="32"/>
           <w:szCs w:val="32"/>
           <w:cs/>
@@ -2004,6 +1997,7 @@
         </w:tabs>
         <w:rPr>
           <w:rFonts w:ascii="TH SarabunPSK" w:hAnsi="TH SarabunPSK" w:cs="TH SarabunPSK"/>
+          <w:color w:val="000000" w:themeColor="text1"/>
           <w:sz w:val="32"/>
           <w:szCs w:val="32"/>
         </w:rPr>
@@ -2016,6 +2010,7 @@
         </w:tabs>
         <w:rPr>
           <w:rFonts w:ascii="TH SarabunPSK" w:hAnsi="TH SarabunPSK" w:cs="TH SarabunPSK"/>
+          <w:color w:val="000000" w:themeColor="text1"/>
           <w:sz w:val="32"/>
           <w:szCs w:val="32"/>
         </w:rPr>
@@ -2023,6 +2018,7 @@
       <w:r>
         <w:rPr>
           <w:rFonts w:ascii="TH SarabunPSK" w:hAnsi="TH SarabunPSK" w:cs="TH SarabunPSK" w:hint="cs"/>
+          <w:color w:val="000000" w:themeColor="text1"/>
           <w:sz w:val="32"/>
           <w:szCs w:val="32"/>
           <w:cs/>
@@ -2032,6 +2028,7 @@
       <w:r>
         <w:rPr>
           <w:rFonts w:ascii="TH SarabunPSK" w:hAnsi="TH SarabunPSK" w:cs="TH SarabunPSK" w:hint="cs"/>
+          <w:color w:val="000000" w:themeColor="text1"/>
           <w:sz w:val="32"/>
           <w:szCs w:val="32"/>
           <w:cs/>
@@ -2041,6 +2038,7 @@
       <w:r>
         <w:rPr>
           <w:rFonts w:ascii="TH SarabunPSK" w:hAnsi="TH SarabunPSK" w:cs="TH SarabunPSK" w:hint="cs"/>
+          <w:color w:val="000000" w:themeColor="text1"/>
           <w:sz w:val="32"/>
           <w:szCs w:val="32"/>
           <w:cs/>
@@ -2050,6 +2048,7 @@
       <w:r>
         <w:rPr>
           <w:rFonts w:ascii="TH SarabunPSK" w:hAnsi="TH SarabunPSK" w:cs="TH SarabunPSK" w:hint="cs"/>
+          <w:color w:val="000000" w:themeColor="text1"/>
           <w:sz w:val="32"/>
           <w:szCs w:val="32"/>
           <w:cs/>
@@ -2059,6 +2058,7 @@
       <w:r>
         <w:rPr>
           <w:rFonts w:ascii="TH SarabunPSK" w:hAnsi="TH SarabunPSK" w:cs="TH SarabunPSK" w:hint="cs"/>
+          <w:color w:val="000000" w:themeColor="text1"/>
           <w:sz w:val="32"/>
           <w:szCs w:val="32"/>
           <w:cs/>
@@ -2068,6 +2068,7 @@
       <w:r>
         <w:rPr>
           <w:rFonts w:ascii="TH SarabunPSK" w:hAnsi="TH SarabunPSK" w:cs="TH SarabunPSK" w:hint="cs"/>
+          <w:color w:val="000000" w:themeColor="text1"/>
           <w:sz w:val="32"/>
           <w:szCs w:val="32"/>
           <w:cs/>
@@ -2077,6 +2078,7 @@
       <w:r>
         <w:rPr>
           <w:rFonts w:ascii="TH SarabunPSK" w:hAnsi="TH SarabunPSK" w:cs="TH SarabunPSK" w:hint="cs"/>
+          <w:color w:val="000000" w:themeColor="text1"/>
           <w:sz w:val="32"/>
           <w:szCs w:val="32"/>
           <w:cs/>
@@ -2086,6 +2088,7 @@
       <w:r>
         <w:rPr>
           <w:rFonts w:ascii="TH SarabunPSK" w:hAnsi="TH SarabunPSK" w:cs="TH SarabunPSK" w:hint="cs"/>
+          <w:color w:val="000000" w:themeColor="text1"/>
           <w:sz w:val="32"/>
           <w:szCs w:val="32"/>
           <w:cs/>
@@ -2095,6 +2098,7 @@
       <w:r>
         <w:rPr>
           <w:rFonts w:ascii="TH SarabunPSK" w:hAnsi="TH SarabunPSK" w:cs="TH SarabunPSK" w:hint="cs"/>
+          <w:color w:val="000000" w:themeColor="text1"/>
           <w:sz w:val="32"/>
           <w:szCs w:val="32"/>
           <w:cs/>
@@ -2109,6 +2113,7 @@
         </w:tabs>
         <w:rPr>
           <w:rFonts w:ascii="TH SarabunPSK" w:hAnsi="TH SarabunPSK" w:cs="TH SarabunPSK"/>
+          <w:color w:val="000000" w:themeColor="text1"/>
           <w:sz w:val="32"/>
           <w:szCs w:val="32"/>
         </w:rPr>
@@ -2116,6 +2121,7 @@
       <w:r>
         <w:rPr>
           <w:rFonts w:ascii="TH SarabunPSK" w:hAnsi="TH SarabunPSK" w:cs="TH SarabunPSK" w:hint="cs"/>
+          <w:color w:val="000000" w:themeColor="text1"/>
           <w:sz w:val="32"/>
           <w:szCs w:val="32"/>
           <w:cs/>
@@ -2125,40 +2131,12 @@
       <w:r>
         <w:rPr>
           <w:rFonts w:ascii="TH SarabunPSK" w:hAnsi="TH SarabunPSK" w:cs="TH SarabunPSK" w:hint="cs"/>
+          <w:color w:val="000000" w:themeColor="text1"/>
           <w:sz w:val="32"/>
           <w:szCs w:val="32"/>
           <w:cs/>
         </w:rPr>
         <w:t xml:space="preserve">                                </w:t>
-      </w:r>
-      <w:r>
-        <w:rPr>
-          <w:rFonts w:ascii="TH SarabunPSK" w:hAnsi="TH SarabunPSK" w:cs="TH SarabunPSK" w:hint="cs"/>
-          <w:sz w:val="32"/>
-          <w:szCs w:val="32"/>
-          <w:cs/>
-        </w:rPr>
-        <w:t xml:space="preserve">( </w:t>
-      </w:r>
-      <w:proofErr w:type="spellStart"/>
-      <w:r>
-        <w:rPr>
-          <w:rFonts w:ascii="TH SarabunPSK" w:hAnsi="TH SarabunPSK" w:cs="TH SarabunPSK" w:hint="cs"/>
-          <w:sz w:val="32"/>
-          <w:szCs w:val="32"/>
-          <w:cs/>
-        </w:rPr>
-        <w:t>จั</w:t>
-      </w:r>
-      <w:proofErr w:type="spellEnd"/>
-      <w:r>
-        <w:rPr>
-          <w:rFonts w:ascii="TH SarabunPSK" w:hAnsi="TH SarabunPSK" w:cs="TH SarabunPSK" w:hint="cs"/>
-          <w:sz w:val="32"/>
-          <w:szCs w:val="32"/>
-          <w:cs/>
-        </w:rPr>
-        <w:t>นทิมา เชื้อสกุล )</w:t>
       </w:r>
     </w:p>
     <w:p>
@@ -2168,6 +2146,7 @@
         </w:tabs>
         <w:rPr>
           <w:rFonts w:ascii="TH SarabunPSK" w:hAnsi="TH SarabunPSK" w:cs="TH SarabunPSK"/>
+          <w:color w:val="000000" w:themeColor="text1"/>
           <w:sz w:val="32"/>
           <w:szCs w:val="32"/>
           <w:cs/>
@@ -2176,6 +2155,7 @@
       <w:r>
         <w:rPr>
           <w:rFonts w:ascii="TH SarabunPSK" w:hAnsi="TH SarabunPSK" w:cs="TH SarabunPSK" w:hint="cs"/>
+          <w:color w:val="000000" w:themeColor="text1"/>
           <w:sz w:val="32"/>
           <w:szCs w:val="32"/>
           <w:cs/>
@@ -2185,6 +2165,7 @@
       <w:r>
         <w:rPr>
           <w:rFonts w:ascii="TH SarabunPSK" w:hAnsi="TH SarabunPSK" w:cs="TH SarabunPSK" w:hint="cs"/>
+          <w:color w:val="000000" w:themeColor="text1"/>
           <w:sz w:val="32"/>
           <w:szCs w:val="32"/>
           <w:cs/>
@@ -2194,56 +2175,12 @@
       <w:r>
         <w:rPr>
           <w:rFonts w:ascii="TH SarabunPSK" w:hAnsi="TH SarabunPSK" w:cs="TH SarabunPSK" w:hint="cs"/>
+          <w:color w:val="000000" w:themeColor="text1"/>
           <w:sz w:val="32"/>
           <w:szCs w:val="32"/>
           <w:cs/>
         </w:rPr>
         <w:t xml:space="preserve">        </w:t>
-      </w:r>
-      <w:r>
-        <w:rPr>
-          <w:rFonts w:ascii="TH SarabunPSK" w:hAnsi="TH SarabunPSK" w:cs="TH SarabunPSK" w:hint="cs"/>
-          <w:sz w:val="32"/>
-          <w:szCs w:val="32"/>
-          <w:cs/>
-        </w:rPr>
-        <w:t>รอง.สว.</w:t>
-      </w:r>
-      <w:r>
-        <w:rPr>
-          <w:rFonts w:ascii="TH SarabunPSK" w:hAnsi="TH SarabunPSK" w:cs="TH SarabunPSK" w:hint="cs"/>
-          <w:sz w:val="32"/>
-          <w:szCs w:val="32"/>
-          <w:cs/>
-        </w:rPr>
-        <w:t>(</w:t>
-      </w:r>
-      <w:r>
-        <w:rPr>
-          <w:rFonts w:ascii="TH SarabunPSK" w:hAnsi="TH SarabunPSK" w:cs="TH SarabunPSK" w:hint="cs"/>
-          <w:sz w:val="32"/>
-          <w:szCs w:val="32"/>
-          <w:cs/>
-        </w:rPr>
-        <w:t>ป.</w:t>
-      </w:r>
-      <w:r>
-        <w:rPr>
-          <w:rFonts w:ascii="TH SarabunPSK" w:hAnsi="TH SarabunPSK" w:cs="TH SarabunPSK" w:hint="cs"/>
-          <w:sz w:val="32"/>
-          <w:szCs w:val="32"/>
-          <w:cs/>
-        </w:rPr>
-        <w:t>)</w:t>
-      </w:r>
-      <w:r>
-        <w:rPr>
-          <w:rFonts w:ascii="TH SarabunPSK" w:hAnsi="TH SarabunPSK" w:cs="TH SarabunPSK" w:hint="cs"/>
-          <w:sz w:val="32"/>
-          <w:szCs w:val="32"/>
-          <w:cs/>
-        </w:rPr>
-        <w:t xml:space="preserve"> สภ.เมืองชลบุรี</w:t>
       </w:r>
     </w:p>
     <w:bookmarkEnd w:id="0"/>
@@ -2252,6 +2189,7 @@
         <w:spacing w:after="200" w:line="276" w:lineRule="auto"/>
         <w:rPr>
           <w:rFonts w:ascii="TH SarabunPSK" w:hAnsi="TH SarabunPSK" w:cs="TH SarabunPSK"/>
+          <w:color w:val="000000" w:themeColor="text1"/>
           <w:sz w:val="32"/>
           <w:szCs w:val="32"/>
         </w:rPr>

--- a/frontend/public/forensic-template2.docx
+++ b/frontend/public/forensic-template2.docx
@@ -574,7 +574,7 @@
         <w:jc w:val="thaiDistribute"/>
         <w:rPr>
           <w:rFonts w:ascii="TH SarabunIT๙" w:eastAsia="Angsana New" w:hAnsi="TH SarabunIT๙" w:cs="TH SarabunIT๙"/>
-          <w:color w:val="000000" w:themeColor="text1"/>
+          <w:color w:val="F8F8F8"/>
           <w:sz w:val="32"/>
           <w:szCs w:val="32"/>
         </w:rPr>
@@ -602,7 +602,7 @@
       <w:r>
         <w:rPr>
           <w:rFonts w:ascii="TH SarabunIT๙" w:eastAsia="Angsana New" w:hAnsi="TH SarabunIT๙" w:cs="TH SarabunIT๙"/>
-          <w:color w:val="000000" w:themeColor="text1"/>
+          <w:color w:val="F8F8F8"/>
           <w:sz w:val="32"/>
           <w:szCs w:val="32"/>
           <w:cs/>
@@ -612,117 +612,98 @@
       <w:r>
         <w:rPr>
           <w:rFonts w:ascii="TH SarabunIT๙" w:eastAsia="Angsana New" w:hAnsi="TH SarabunIT๙" w:cs="TH SarabunIT๙"/>
-          <w:color w:val="000000" w:themeColor="text1"/>
+          <w:color w:val="F8F8F8"/>
           <w:sz w:val="32"/>
           <w:szCs w:val="32"/>
           <w:cs/>
         </w:rPr>
         <w:br/>
+        <w:t xml:space="preserve">เพื่อนำส่งให้ ศพฐ.๒ </w:t>
+      </w:r>
+      <w:r>
+        <w:rPr>
+          <w:rFonts w:ascii="TH SarabunIT๙" w:eastAsia="Angsana New" w:hAnsi="TH SarabunIT๙" w:cs="TH SarabunIT๙" w:hint="cs"/>
+          <w:color w:val="F8F8F8"/>
+          <w:sz w:val="32"/>
+          <w:szCs w:val="32"/>
+          <w:cs/>
+        </w:rPr>
+        <w:t xml:space="preserve">ตามใบเสร็จรับเงินเล่มที่ 08098 เลขที่ 05-07 ในวันที่ 29 เม.ย. 69 </w:t>
       </w:r>
       <w:r>
         <w:rPr>
           <w:rFonts w:ascii="TH SarabunIT๙" w:eastAsia="Angsana New" w:hAnsi="TH SarabunIT๙" w:cs="TH SarabunIT๙"/>
-          <w:color w:val="000000" w:themeColor="text1"/>
-          <w:sz w:val="32"/>
-          <w:szCs w:val="32"/>
-          <w:cs/>
-        </w:rPr>
-        <w:t>เพื่อนำส่งให้ ศพฐ.</w:t>
+          <w:color w:val="F8F8F8"/>
+          <w:sz w:val="32"/>
+          <w:szCs w:val="32"/>
+          <w:cs/>
+        </w:rPr>
+        <w:t>จำนว</w:t>
+      </w:r>
+      <w:r>
+        <w:rPr>
+          <w:rFonts w:ascii="TH SarabunIT๙" w:eastAsia="Angsana New" w:hAnsi="TH SarabunIT๙" w:cs="TH SarabunIT๙" w:hint="cs"/>
+          <w:color w:val="F8F8F8"/>
+          <w:sz w:val="32"/>
+          <w:szCs w:val="32"/>
+          <w:cs/>
+        </w:rPr>
+        <w:t>น</w:t>
       </w:r>
       <w:r>
         <w:rPr>
           <w:rFonts w:ascii="TH SarabunIT๙" w:eastAsia="Angsana New" w:hAnsi="TH SarabunIT๙" w:cs="TH SarabunIT๙"/>
-          <w:color w:val="000000" w:themeColor="text1"/>
-          <w:sz w:val="32"/>
-          <w:szCs w:val="32"/>
-          <w:cs/>
-        </w:rPr>
-        <w:t xml:space="preserve">๒ </w:t>
+          <w:color w:val="F8F8F8"/>
+          <w:sz w:val="32"/>
+          <w:szCs w:val="32"/>
+          <w:cs/>
+        </w:rPr>
+        <w:t>เงิ</w:t>
       </w:r>
       <w:r>
         <w:rPr>
           <w:rFonts w:ascii="TH SarabunIT๙" w:eastAsia="Angsana New" w:hAnsi="TH SarabunIT๙" w:cs="TH SarabunIT๙" w:hint="cs"/>
-          <w:color w:val="000000" w:themeColor="text1"/>
-          <w:sz w:val="32"/>
-          <w:szCs w:val="32"/>
-          <w:cs/>
-        </w:rPr>
-        <w:t xml:space="preserve">ตามใบเสร็จรับเงินเล่มที่ </w:t>
+          <w:color w:val="F8F8F8"/>
+          <w:sz w:val="32"/>
+          <w:szCs w:val="32"/>
+          <w:cs/>
+        </w:rPr>
+        <w:t xml:space="preserve">น 300 </w:t>
+      </w:r>
+      <w:r>
+        <w:rPr>
+          <w:rFonts w:ascii="TH SarabunIT๙" w:eastAsia="Angsana New" w:hAnsi="TH SarabunIT๙" w:cs="TH SarabunIT๙"/>
+          <w:color w:val="F8F8F8"/>
+          <w:sz w:val="32"/>
+          <w:szCs w:val="32"/>
+          <w:cs/>
+        </w:rPr>
+        <w:t>บา</w:t>
       </w:r>
       <w:r>
         <w:rPr>
           <w:rFonts w:ascii="TH SarabunIT๙" w:eastAsia="Angsana New" w:hAnsi="TH SarabunIT๙" w:cs="TH SarabunIT๙" w:hint="cs"/>
-          <w:color w:val="000000" w:themeColor="text1"/>
-          <w:sz w:val="32"/>
-          <w:szCs w:val="32"/>
-          <w:cs/>
-        </w:rPr>
-        <w:t>080</w:t>
+          <w:color w:val="F8F8F8"/>
+          <w:sz w:val="32"/>
+          <w:szCs w:val="32"/>
+          <w:cs/>
+        </w:rPr>
+        <w:t xml:space="preserve">ท  ( สามร้อยบาทถ้วน </w:t>
+      </w:r>
+      <w:r>
+        <w:rPr>
+          <w:rFonts w:ascii="TH SarabunIT๙" w:eastAsia="Angsana New" w:hAnsi="TH SarabunIT๙" w:cs="TH SarabunIT๙"/>
+          <w:color w:val="F8F8F8"/>
+          <w:sz w:val="32"/>
+          <w:szCs w:val="32"/>
+          <w:cs/>
+        </w:rPr>
+        <w:t>)</w:t>
       </w:r>
       <w:r>
         <w:rPr>
           <w:rFonts w:ascii="TH SarabunIT๙" w:eastAsia="Angsana New" w:hAnsi="TH SarabunIT๙" w:cs="TH SarabunIT๙" w:hint="cs"/>
-          <w:color w:val="000000" w:themeColor="text1"/>
-          <w:sz w:val="32"/>
-          <w:szCs w:val="32"/>
-          <w:cs/>
-        </w:rPr>
-        <w:t>9</w:t>
-      </w:r>
-      <w:r>
-        <w:rPr>
-          <w:rFonts w:ascii="TH SarabunIT๙" w:eastAsia="Angsana New" w:hAnsi="TH SarabunIT๙" w:cs="TH SarabunIT๙" w:hint="cs"/>
-          <w:color w:val="000000" w:themeColor="text1"/>
-          <w:sz w:val="32"/>
-          <w:szCs w:val="32"/>
-          <w:cs/>
-        </w:rPr>
-        <w:t>8</w:t>
-      </w:r>
-      <w:r>
-        <w:rPr>
-          <w:rFonts w:ascii="TH SarabunIT๙" w:eastAsia="Angsana New" w:hAnsi="TH SarabunIT๙" w:cs="TH SarabunIT๙" w:hint="cs"/>
-          <w:color w:val="000000" w:themeColor="text1"/>
-          <w:sz w:val="32"/>
-          <w:szCs w:val="32"/>
-          <w:cs/>
-        </w:rPr>
-        <w:t xml:space="preserve"> เลขที่ </w:t>
-      </w:r>
-      <w:r>
-        <w:rPr>
-          <w:rFonts w:ascii="TH SarabunIT๙" w:eastAsia="Angsana New" w:hAnsi="TH SarabunIT๙" w:cs="TH SarabunIT๙" w:hint="cs"/>
-          <w:color w:val="000000" w:themeColor="text1"/>
-          <w:sz w:val="32"/>
-          <w:szCs w:val="32"/>
-          <w:cs/>
-        </w:rPr>
-        <w:t>0</w:t>
-      </w:r>
-      <w:r>
-        <w:rPr>
-          <w:rFonts w:ascii="TH SarabunIT๙" w:eastAsia="Angsana New" w:hAnsi="TH SarabunIT๙" w:cs="TH SarabunIT๙" w:hint="cs"/>
-          <w:color w:val="000000" w:themeColor="text1"/>
-          <w:sz w:val="32"/>
-          <w:szCs w:val="32"/>
-          <w:cs/>
-        </w:rPr>
-        <w:t>5-0</w:t>
-      </w:r>
-      <w:r>
-        <w:rPr>
-          <w:rFonts w:ascii="TH SarabunIT๙" w:eastAsia="Angsana New" w:hAnsi="TH SarabunIT๙" w:cs="TH SarabunIT๙" w:hint="cs"/>
-          <w:color w:val="000000" w:themeColor="text1"/>
-          <w:sz w:val="32"/>
-          <w:szCs w:val="32"/>
-          <w:cs/>
-        </w:rPr>
-        <w:t>7</w:t>
-      </w:r>
-      <w:r>
-        <w:rPr>
-          <w:rFonts w:ascii="TH SarabunIT๙" w:eastAsia="Angsana New" w:hAnsi="TH SarabunIT๙" w:cs="TH SarabunIT๙" w:hint="cs"/>
-          <w:color w:val="000000" w:themeColor="text1"/>
+          <w:color w:val="F8F8F8"/>
           <w:sz w:val="32"/>
           <w:szCs w:val="32"/>
           <w:cs/>
@@ -731,293 +712,13 @@
       </w:r>
       <w:r>
         <w:rPr>
-          <w:rFonts w:ascii="TH SarabunIT๙" w:eastAsia="Angsana New" w:hAnsi="TH SarabunIT๙" w:cs="TH SarabunIT๙" w:hint="cs"/>
-          <w:color w:val="000000" w:themeColor="text1"/>
-          <w:sz w:val="32"/>
-          <w:szCs w:val="32"/>
-          <w:cs/>
-        </w:rPr>
-        <w:t xml:space="preserve">ในวันที่ </w:t>
-      </w:r>
-      <w:r>
-        <w:rPr>
-          <w:rFonts w:ascii="TH SarabunIT๙" w:eastAsia="Angsana New" w:hAnsi="TH SarabunIT๙" w:cs="TH SarabunIT๙" w:hint="cs"/>
-          <w:color w:val="000000" w:themeColor="text1"/>
-          <w:sz w:val="32"/>
-          <w:szCs w:val="32"/>
-          <w:cs/>
-        </w:rPr>
-        <w:t>2</w:t>
-      </w:r>
-      <w:r>
-        <w:rPr>
-          <w:rFonts w:ascii="TH SarabunIT๙" w:eastAsia="Angsana New" w:hAnsi="TH SarabunIT๙" w:cs="TH SarabunIT๙" w:hint="cs"/>
-          <w:color w:val="000000" w:themeColor="text1"/>
-          <w:sz w:val="32"/>
-          <w:szCs w:val="32"/>
-          <w:cs/>
-        </w:rPr>
-        <w:t>9</w:t>
-      </w:r>
-      <w:r>
-        <w:rPr>
-          <w:rFonts w:ascii="TH SarabunIT๙" w:eastAsia="Angsana New" w:hAnsi="TH SarabunIT๙" w:cs="TH SarabunIT๙" w:hint="cs"/>
-          <w:color w:val="000000" w:themeColor="text1"/>
-          <w:sz w:val="32"/>
-          <w:szCs w:val="32"/>
-          <w:cs/>
-        </w:rPr>
-        <w:t xml:space="preserve"> เม.ย. </w:t>
-      </w:r>
-      <w:r>
-        <w:rPr>
-          <w:rFonts w:ascii="TH SarabunIT๙" w:eastAsia="Angsana New" w:hAnsi="TH SarabunIT๙" w:cs="TH SarabunIT๙" w:hint="cs"/>
-          <w:color w:val="000000" w:themeColor="text1"/>
-          <w:sz w:val="32"/>
-          <w:szCs w:val="32"/>
-          <w:cs/>
-        </w:rPr>
-        <w:t>69</w:t>
-      </w:r>
-      <w:r>
-        <w:rPr>
-          <w:rFonts w:ascii="TH SarabunIT๙" w:eastAsia="Angsana New" w:hAnsi="TH SarabunIT๙" w:cs="TH SarabunIT๙" w:hint="cs"/>
-          <w:color w:val="000000" w:themeColor="text1"/>
-          <w:sz w:val="32"/>
-          <w:szCs w:val="32"/>
-          <w:cs/>
-        </w:rPr>
-        <w:t xml:space="preserve"> และตามใบเสร็จรับเงินเล่มที่ 08099 เลขที่ 05-07 </w:t>
-      </w:r>
-      <w:r>
-        <w:rPr>
-          <w:rFonts w:ascii="TH SarabunIT๙" w:eastAsia="Angsana New" w:hAnsi="TH SarabunIT๙" w:cs="TH SarabunIT๙" w:hint="cs"/>
-          <w:color w:val="000000" w:themeColor="text1"/>
-          <w:sz w:val="32"/>
-          <w:szCs w:val="32"/>
-          <w:cs/>
-        </w:rPr>
-        <w:t xml:space="preserve"> </w:t>
-      </w:r>
-      <w:r>
-        <w:rPr>
           <w:rFonts w:ascii="TH SarabunIT๙" w:eastAsia="Angsana New" w:hAnsi="TH SarabunIT๙" w:cs="TH SarabunIT๙"/>
-          <w:color w:val="000000" w:themeColor="text1"/>
-          <w:sz w:val="32"/>
-          <w:szCs w:val="32"/>
-          <w:cs/>
-        </w:rPr>
-        <w:t>จำนว</w:t>
-      </w:r>
-      <w:r>
-        <w:rPr>
-          <w:rFonts w:ascii="TH SarabunIT๙" w:eastAsia="Angsana New" w:hAnsi="TH SarabunIT๙" w:cs="TH SarabunIT๙" w:hint="cs"/>
-          <w:color w:val="000000" w:themeColor="text1"/>
-          <w:sz w:val="32"/>
-          <w:szCs w:val="32"/>
-          <w:cs/>
-        </w:rPr>
-        <w:t>น</w:t>
-      </w:r>
-      <w:r>
-        <w:rPr>
-          <w:rFonts w:ascii="TH SarabunIT๙" w:eastAsia="Angsana New" w:hAnsi="TH SarabunIT๙" w:cs="TH SarabunIT๙"/>
-          <w:color w:val="000000" w:themeColor="text1"/>
-          <w:sz w:val="32"/>
-          <w:szCs w:val="32"/>
-          <w:cs/>
-        </w:rPr>
-        <w:t>เงิ</w:t>
-      </w:r>
-      <w:r>
-        <w:rPr>
-          <w:rFonts w:ascii="TH SarabunIT๙" w:eastAsia="Angsana New" w:hAnsi="TH SarabunIT๙" w:cs="TH SarabunIT๙" w:hint="cs"/>
-          <w:color w:val="000000" w:themeColor="text1"/>
-          <w:sz w:val="32"/>
-          <w:szCs w:val="32"/>
-          <w:cs/>
-        </w:rPr>
-        <w:t>น</w:t>
-      </w:r>
-      <w:r>
-        <w:rPr>
-          <w:rFonts w:ascii="TH SarabunIT๙" w:eastAsia="Angsana New" w:hAnsi="TH SarabunIT๙" w:cs="TH SarabunIT๙" w:hint="cs"/>
-          <w:color w:val="000000" w:themeColor="text1"/>
-          <w:sz w:val="32"/>
-          <w:szCs w:val="32"/>
-          <w:cs/>
-        </w:rPr>
-        <w:t xml:space="preserve"> </w:t>
-      </w:r>
-      <w:r>
-        <w:rPr>
-          <w:rFonts w:ascii="TH SarabunIT๙" w:eastAsia="Angsana New" w:hAnsi="TH SarabunIT๙" w:cs="TH SarabunIT๙" w:hint="cs"/>
-          <w:color w:val="000000" w:themeColor="text1"/>
-          <w:sz w:val="32"/>
-          <w:szCs w:val="32"/>
-          <w:cs/>
-        </w:rPr>
-        <w:t>3</w:t>
-      </w:r>
-      <w:r>
-        <w:rPr>
-          <w:rFonts w:ascii="TH SarabunIT๙" w:eastAsia="Angsana New" w:hAnsi="TH SarabunIT๙" w:cs="TH SarabunIT๙" w:hint="cs"/>
-          <w:color w:val="000000" w:themeColor="text1"/>
-          <w:sz w:val="32"/>
-          <w:szCs w:val="32"/>
-          <w:cs/>
-        </w:rPr>
-        <w:t>00</w:t>
-      </w:r>
-      <w:r>
-        <w:rPr>
-          <w:rFonts w:ascii="TH SarabunIT๙" w:eastAsia="Angsana New" w:hAnsi="TH SarabunIT๙" w:cs="TH SarabunIT๙" w:hint="cs"/>
-          <w:color w:val="000000" w:themeColor="text1"/>
-          <w:sz w:val="32"/>
-          <w:szCs w:val="32"/>
-          <w:cs/>
-        </w:rPr>
-        <w:t xml:space="preserve"> </w:t>
-      </w:r>
-      <w:r>
-        <w:rPr>
-          <w:rFonts w:ascii="TH SarabunIT๙" w:eastAsia="Angsana New" w:hAnsi="TH SarabunIT๙" w:cs="TH SarabunIT๙"/>
-          <w:color w:val="000000" w:themeColor="text1"/>
-          <w:sz w:val="32"/>
-          <w:szCs w:val="32"/>
-          <w:cs/>
-        </w:rPr>
-        <w:t>บา</w:t>
-      </w:r>
-      <w:r>
-        <w:rPr>
-          <w:rFonts w:ascii="TH SarabunIT๙" w:eastAsia="Angsana New" w:hAnsi="TH SarabunIT๙" w:cs="TH SarabunIT๙" w:hint="cs"/>
-          <w:color w:val="000000" w:themeColor="text1"/>
-          <w:sz w:val="32"/>
-          <w:szCs w:val="32"/>
-          <w:cs/>
-        </w:rPr>
-        <w:t>ท</w:t>
-      </w:r>
-      <w:r>
-        <w:rPr>
-          <w:rFonts w:ascii="TH SarabunIT๙" w:eastAsia="Angsana New" w:hAnsi="TH SarabunIT๙" w:cs="TH SarabunIT๙" w:hint="cs"/>
-          <w:color w:val="000000" w:themeColor="text1"/>
-          <w:sz w:val="32"/>
-          <w:szCs w:val="32"/>
-          <w:cs/>
-        </w:rPr>
-        <w:t xml:space="preserve">  </w:t>
-      </w:r>
-      <w:r>
-        <w:rPr>
-          <w:rFonts w:ascii="TH SarabunIT๙" w:eastAsia="Angsana New" w:hAnsi="TH SarabunIT๙" w:cs="TH SarabunIT๙" w:hint="cs"/>
-          <w:color w:val="000000" w:themeColor="text1"/>
-          <w:sz w:val="32"/>
-          <w:szCs w:val="32"/>
-          <w:cs/>
-        </w:rPr>
-        <w:t>(</w:t>
-      </w:r>
-      <w:r>
-        <w:rPr>
-          <w:rFonts w:ascii="TH SarabunIT๙" w:eastAsia="Angsana New" w:hAnsi="TH SarabunIT๙" w:cs="TH SarabunIT๙" w:hint="cs"/>
-          <w:color w:val="000000" w:themeColor="text1"/>
-          <w:sz w:val="32"/>
-          <w:szCs w:val="32"/>
-          <w:cs/>
-        </w:rPr>
-        <w:t xml:space="preserve"> </w:t>
-      </w:r>
-      <w:r>
-        <w:rPr>
-          <w:rFonts w:ascii="TH SarabunIT๙" w:eastAsia="Angsana New" w:hAnsi="TH SarabunIT๙" w:cs="TH SarabunIT๙" w:hint="cs"/>
-          <w:color w:val="000000" w:themeColor="text1"/>
-          <w:sz w:val="32"/>
-          <w:szCs w:val="32"/>
-          <w:cs/>
-        </w:rPr>
-        <w:t>สาม</w:t>
-      </w:r>
-      <w:r>
-        <w:rPr>
-          <w:rFonts w:ascii="TH SarabunIT๙" w:eastAsia="Angsana New" w:hAnsi="TH SarabunIT๙" w:cs="TH SarabunIT๙" w:hint="cs"/>
-          <w:color w:val="000000" w:themeColor="text1"/>
-          <w:sz w:val="32"/>
-          <w:szCs w:val="32"/>
-          <w:cs/>
-        </w:rPr>
-        <w:t>ร้อย</w:t>
-      </w:r>
-      <w:r>
-        <w:rPr>
-          <w:rFonts w:ascii="TH SarabunIT๙" w:eastAsia="Angsana New" w:hAnsi="TH SarabunIT๙" w:cs="TH SarabunIT๙" w:hint="cs"/>
-          <w:color w:val="000000" w:themeColor="text1"/>
-          <w:sz w:val="32"/>
-          <w:szCs w:val="32"/>
-          <w:cs/>
-        </w:rPr>
-        <w:t>บาทถ้วน</w:t>
-      </w:r>
-      <w:r>
-        <w:rPr>
-          <w:rFonts w:ascii="TH SarabunIT๙" w:eastAsia="Angsana New" w:hAnsi="TH SarabunIT๙" w:cs="TH SarabunIT๙" w:hint="cs"/>
-          <w:color w:val="000000" w:themeColor="text1"/>
-          <w:sz w:val="32"/>
-          <w:szCs w:val="32"/>
-          <w:cs/>
-        </w:rPr>
-        <w:t xml:space="preserve"> </w:t>
-      </w:r>
-      <w:r>
-        <w:rPr>
-          <w:rFonts w:ascii="TH SarabunIT๙" w:eastAsia="Angsana New" w:hAnsi="TH SarabunIT๙" w:cs="TH SarabunIT๙"/>
-          <w:color w:val="000000" w:themeColor="text1"/>
-          <w:sz w:val="32"/>
-          <w:szCs w:val="32"/>
-          <w:cs/>
-        </w:rPr>
-        <w:t>)</w:t>
-      </w:r>
-      <w:r>
-        <w:rPr>
-          <w:rFonts w:ascii="TH SarabunIT๙" w:eastAsia="Angsana New" w:hAnsi="TH SarabunIT๙" w:cs="TH SarabunIT๙" w:hint="cs"/>
-          <w:color w:val="000000" w:themeColor="text1"/>
-          <w:sz w:val="32"/>
-          <w:szCs w:val="32"/>
-          <w:cs/>
-        </w:rPr>
-        <w:t xml:space="preserve"> </w:t>
-      </w:r>
-      <w:r>
-        <w:rPr>
-          <w:rFonts w:ascii="TH SarabunIT๙" w:eastAsia="Angsana New" w:hAnsi="TH SarabunIT๙" w:cs="TH SarabunIT๙"/>
-          <w:color w:val="000000" w:themeColor="text1"/>
-          <w:sz w:val="32"/>
-          <w:szCs w:val="32"/>
-          <w:cs/>
-        </w:rPr>
-        <w:t xml:space="preserve"> พร้อมนี้ได้แนบหนังสือนำส่งแผ่นพิมพ์ลายนิ้วมือ (ผนวก๙/๑)</w:t>
-      </w:r>
-      <w:r>
-        <w:rPr>
-          <w:rFonts w:ascii="TH SarabunIT๙" w:eastAsia="Angsana New" w:hAnsi="TH SarabunIT๙" w:cs="TH SarabunIT๙"/>
-          <w:color w:val="000000" w:themeColor="text1"/>
-          <w:sz w:val="32"/>
-          <w:szCs w:val="32"/>
-          <w:cs/>
-        </w:rPr>
-        <w:t xml:space="preserve"> มาด้วย</w:t>
-      </w:r>
-      <w:r>
-        <w:rPr>
-          <w:rFonts w:ascii="TH SarabunIT๙" w:eastAsia="Angsana New" w:hAnsi="TH SarabunIT๙" w:cs="TH SarabunIT๙"/>
-          <w:color w:val="000000" w:themeColor="text1"/>
-          <w:sz w:val="32"/>
-          <w:szCs w:val="32"/>
-          <w:cs/>
-        </w:rPr>
-        <w:t xml:space="preserve">      </w:t>
+          <w:color w:val="F8F8F8"/>
+          <w:sz w:val="32"/>
+          <w:szCs w:val="32"/>
+          <w:cs/>
+        </w:rPr>
+        <w:t xml:space="preserve"> พร้อมนี้ได้แนบหนังสือนำส่งแผ่นพิมพ์ลายนิ้วมือ (ผนวก๙/๑) มาด้วย      </w:t>
       </w:r>
     </w:p>
     <w:p>
@@ -1548,7 +1249,7 @@
         <mc:AlternateContent>
           <mc:Choice Requires="wps">
             <w:drawing>
-              <wp:anchor distT="0" distB="0" distL="114300" distR="114300" simplePos="0" relativeHeight="251659264" behindDoc="0" locked="0" layoutInCell="1" allowOverlap="1" wp14:anchorId="5227AAFC" wp14:editId="29A86136">
+              <wp:anchor distT="0" distB="0" distL="114300" distR="114300" simplePos="0" relativeHeight="251659264" behindDoc="0" locked="0" layoutInCell="1" allowOverlap="1" wp14:anchorId="5227AAFC" wp14:editId="657B1068">
                 <wp:simplePos x="0" y="0"/>
                 <wp:positionH relativeFrom="column">
                   <wp:posOffset>4382770</wp:posOffset>
@@ -1557,7 +1258,7 @@
                   <wp:posOffset>0</wp:posOffset>
                 </wp:positionV>
                 <wp:extent cx="152400" cy="171450"/>
-                <wp:effectExtent l="0" t="0" r="0" b="0"/>
+                <wp:effectExtent l="0" t="0" r="19050" b="19050"/>
                 <wp:wrapNone/>
                 <wp:docPr id="88" name="Rectangle 18"/>
                 <wp:cNvGraphicFramePr>
@@ -1579,7 +1280,9 @@
                         </a:prstGeom>
                         <a:noFill/>
                         <a:ln w="9525">
-                          <a:noFill/>
+                          <a:solidFill>
+                            <a:schemeClr val="tx1"/>
+                          </a:solidFill>
                           <a:miter lim="800000"/>
                           <a:headEnd/>
                           <a:tailEnd/>
@@ -1602,7 +1305,7 @@
           </mc:Choice>
           <mc:Fallback>
             <w:pict>
-              <v:rect w14:anchorId="789CDE63" id="Rectangle 18" o:spid="_x0000_s1026" style="position:absolute;margin-left:345.1pt;margin-top:0;width:12pt;height:13.5pt;z-index:251659264;visibility:visible;mso-wrap-style:square;mso-width-percent:0;mso-height-percent:0;mso-wrap-distance-left:9pt;mso-wrap-distance-top:0;mso-wrap-distance-right:9pt;mso-wrap-distance-bottom:0;mso-position-horizontal:absolute;mso-position-horizontal-relative:text;mso-position-vertical:absolute;mso-position-vertical-relative:text;mso-width-percent:0;mso-height-percent:0;mso-width-relative:page;mso-height-relative:page;v-text-anchor:top" o:gfxdata="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" filled="f" stroked="f"/>
+              <v:rect w14:anchorId="71A06B1B" id="Rectangle 18" o:spid="_x0000_s1026" style="position:absolute;margin-left:345.1pt;margin-top:0;width:12pt;height:13.5pt;z-index:251659264;visibility:visible;mso-wrap-style:square;mso-width-percent:0;mso-height-percent:0;mso-wrap-distance-left:9pt;mso-wrap-distance-top:0;mso-wrap-distance-right:9pt;mso-wrap-distance-bottom:0;mso-position-horizontal:absolute;mso-position-horizontal-relative:text;mso-position-vertical:absolute;mso-position-vertical-relative:text;mso-width-percent:0;mso-height-percent:0;mso-width-relative:page;mso-height-relative:page;v-text-anchor:top" o:gfxdata="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" filled="f" strokecolor="black [3213]"/>
             </w:pict>
           </mc:Fallback>
         </mc:AlternateContent>
@@ -1618,7 +1321,7 @@
         <mc:AlternateContent>
           <mc:Choice Requires="wps">
             <w:drawing>
-              <wp:anchor distT="0" distB="0" distL="114300" distR="114300" simplePos="0" relativeHeight="251655168" behindDoc="0" locked="0" layoutInCell="1" allowOverlap="1" wp14:anchorId="206D3F63" wp14:editId="543AD0BB">
+              <wp:anchor distT="0" distB="0" distL="114300" distR="114300" simplePos="0" relativeHeight="251655168" behindDoc="0" locked="0" layoutInCell="1" allowOverlap="1" wp14:anchorId="206D3F63" wp14:editId="74FE8918">
                 <wp:simplePos x="0" y="0"/>
                 <wp:positionH relativeFrom="column">
                   <wp:posOffset>3717925</wp:posOffset>
@@ -1627,7 +1330,7 @@
                   <wp:posOffset>-635</wp:posOffset>
                 </wp:positionV>
                 <wp:extent cx="152400" cy="171450"/>
-                <wp:effectExtent l="0" t="0" r="0" b="0"/>
+                <wp:effectExtent l="0" t="0" r="19050" b="19050"/>
                 <wp:wrapNone/>
                 <wp:docPr id="84" name="Rectangle 18"/>
                 <wp:cNvGraphicFramePr>
@@ -1647,9 +1350,13 @@
                         <a:prstGeom prst="rect">
                           <a:avLst/>
                         </a:prstGeom>
-                        <a:noFill/>
+                        <a:solidFill>
+                          <a:schemeClr val="bg1"/>
+                        </a:solidFill>
                         <a:ln w="9525">
-                          <a:noFill/>
+                          <a:solidFill>
+                            <a:schemeClr val="tx1"/>
+                          </a:solidFill>
                           <a:miter lim="800000"/>
                           <a:headEnd/>
                           <a:tailEnd/>
@@ -1672,7 +1379,7 @@
           </mc:Choice>
           <mc:Fallback>
             <w:pict>
-              <v:rect w14:anchorId="242E6CCB" id="Rectangle 18" o:spid="_x0000_s1026" style="position:absolute;margin-left:292.75pt;margin-top:-.05pt;width:12pt;height:13.5pt;z-index:251655168;visibility:visible;mso-wrap-style:square;mso-width-percent:0;mso-height-percent:0;mso-wrap-distance-left:9pt;mso-wrap-distance-top:0;mso-wrap-distance-right:9pt;mso-wrap-distance-bottom:0;mso-position-horizontal:absolute;mso-position-horizontal-relative:text;mso-position-vertical:absolute;mso-position-vertical-relative:text;mso-width-percent:0;mso-height-percent:0;mso-width-relative:page;mso-height-relative:page;v-text-anchor:top" o:gfxdata="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" filled="f" stroked="f"/>
+              <v:rect w14:anchorId="60F67BB6" id="Rectangle 18" o:spid="_x0000_s1026" style="position:absolute;margin-left:292.75pt;margin-top:-.05pt;width:12pt;height:13.5pt;z-index:251655168;visibility:visible;mso-wrap-style:square;mso-width-percent:0;mso-height-percent:0;mso-wrap-distance-left:9pt;mso-wrap-distance-top:0;mso-wrap-distance-right:9pt;mso-wrap-distance-bottom:0;mso-position-horizontal:absolute;mso-position-horizontal-relative:text;mso-position-vertical:absolute;mso-position-vertical-relative:text;mso-width-percent:0;mso-height-percent:0;mso-width-relative:page;mso-height-relative:page;v-text-anchor:top" o:gfxdata="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" fillcolor="white [3212]" strokecolor="black [3213]"/>
             </w:pict>
           </mc:Fallback>
         </mc:AlternateContent>

--- a/frontend/public/forensic-template2.docx
+++ b/frontend/public/forensic-template2.docx
@@ -177,7 +177,39 @@
           <w:cs/>
         </w:rPr>
         <w:tab/>
-        <w:t xml:space="preserve">       โทร  </w:t>
+        <w:t xml:space="preserve">       </w:t>
+      </w:r>
+      <w:r>
+        <w:rPr>
+          <w:rFonts w:ascii="TH SarabunIT๙" w:hAnsi="TH SarabunIT๙" w:cs="TH SarabunIT๙" w:hint="cs"/>
+          <w:color w:val="000000" w:themeColor="text1"/>
+          <w:sz w:val="32"/>
+          <w:szCs w:val="32"/>
+          <w:cs/>
+        </w:rPr>
+        <w:t xml:space="preserve"> </w:t>
+      </w:r>
+      <w:r>
+        <w:rPr>
+          <w:rFonts w:ascii="TH SarabunIT๙" w:hAnsi="TH SarabunIT๙" w:cs="TH SarabunIT๙" w:hint="cs"/>
+          <w:b/>
+          <w:bCs/>
+          <w:color w:val="000000" w:themeColor="text1"/>
+          <w:sz w:val="32"/>
+          <w:szCs w:val="32"/>
+          <w:cs/>
+        </w:rPr>
+        <w:t>โทร</w:t>
+      </w:r>
+      <w:r>
+        <w:rPr>
+          <w:rFonts w:ascii="TH SarabunIT๙" w:hAnsi="TH SarabunIT๙" w:cs="TH SarabunIT๙" w:hint="cs"/>
+          <w:color w:val="000000" w:themeColor="text1"/>
+          <w:sz w:val="32"/>
+          <w:szCs w:val="32"/>
+          <w:cs/>
+        </w:rPr>
+        <w:t xml:space="preserve">  </w:t>
       </w:r>
       <w:r>
         <w:rPr>
@@ -338,7 +370,19 @@
       </w:r>
       <w:r>
         <w:rPr>
+          <w:rFonts w:ascii="TH SarabunIT๙" w:hAnsi="TH SarabunIT๙" w:cs="TH SarabunIT๙" w:hint="cs"/>
+          <w:color w:val="000000" w:themeColor="text1"/>
+          <w:sz w:val="32"/>
+          <w:szCs w:val="32"/>
+          <w:cs/>
+        </w:rPr>
+        <w:t xml:space="preserve"> </w:t>
+      </w:r>
+      <w:r>
+        <w:rPr>
           <w:rFonts w:ascii="TH SarabunIT๙" w:hAnsi="TH SarabunIT๙" w:cs="TH SarabunIT๙"/>
+          <w:b/>
+          <w:bCs/>
           <w:color w:val="000000" w:themeColor="text1"/>
           <w:sz w:val="32"/>
           <w:szCs w:val="32"/>

--- a/frontend/public/forensic-template2.docx
+++ b/frontend/public/forensic-template2.docx
@@ -1,13 +1,11 @@
 
 <file path=word/document.xml><?xml version="1.0" encoding="utf-8"?>
-<w:document xmlns:wpc="http://schemas.microsoft.com/office/word/2010/wordprocessingCanvas" xmlns:cx="http://schemas.microsoft.com/office/drawing/2014/chartex" xmlns:cx1="http://schemas.microsoft.com/office/drawing/2015/9/8/chartex" xmlns:cx2="http://schemas.microsoft.com/office/drawing/2015/10/21/chartex" xmlns:cx3="http://schemas.microsoft.com/office/drawing/2016/5/9/chartex" xmlns:cx4="http://schemas.microsoft.com/office/drawing/2016/5/10/chartex" xmlns:cx5="http://schemas.microsoft.com/office/drawing/2016/5/11/chartex" xmlns:cx6="http://schemas.microsoft.com/office/drawing/2016/5/12/chartex" xmlns:cx7="http://schemas.microsoft.com/office/drawing/2016/5/13/chartex" xmlns:cx8="http://schemas.microsoft.com/office/drawing/2016/5/14/chartex" xmlns:mc="http://schemas.openxmlformats.org/markup-compatibility/2006" xmlns:aink="http://schemas.microsoft.com/office/drawing/2016/ink" xmlns:am3d="http://schemas.microsoft.com/office/drawing/2017/model3d" xmlns:o="urn:schemas-microsoft-com:office:office" xmlns:oel="http://schemas.microsoft.com/office/2019/extlst" xmlns:r="http://schemas.openxmlformats.org/officeDocument/2006/relationships" xmlns:m="http://schemas.openxmlformats.org/officeDocument/2006/math" xmlns:v="urn:schemas-microsoft-com:vml" xmlns:wp14="http://schemas.microsoft.com/office/word/2010/wordprocessingDrawing" xmlns:wp="http://schemas.openxmlformats.org/drawingml/2006/wordprocessingDrawing" xmlns:w10="urn:schemas-microsoft-com:office:word" xmlns:w="http://schemas.openxmlformats.org/wordprocessingml/2006/main" xmlns:w14="http://schemas.microsoft.com/office/word/2010/wordml" xmlns:w15="http://schemas.microsoft.com/office/word/2012/wordml" xmlns:w16cex="http://schemas.microsoft.com/office/word/2018/wordml/cex" xmlns:w16cid="http://schemas.microsoft.com/office/word/2016/wordml/cid" xmlns:w16="http://schemas.microsoft.com/office/word/2018/wordml" xmlns:w16du="http://schemas.microsoft.com/office/word/2023/wordml/word16du" xmlns:w16sdtdh="http://schemas.microsoft.com/office/word/2020/wordml/sdtdatahash" xmlns:w16sdtfl="http://schemas.microsoft.com/office/word/2024/wordml/sdtformatlock" xmlns:w16se="http://schemas.microsoft.com/office/word/2015/wordml/symex" xmlns:wpg="http://schemas.microsoft.com/office/word/2010/wordprocessingGroup" xmlns:wpi="http://schemas.microsoft.com/office/word/2010/wordprocessingInk" xmlns:wne="http://schemas.microsoft.com/office/word/2006/wordml" xmlns:wps="http://schemas.microsoft.com/office/word/2010/wordprocessingShape" mc:Ignorable="w14 w15 w16se w16cid w16 w16cex w16sdtdh w16sdtfl w16du wp14">
+<w:document xmlns:wpc="http://schemas.microsoft.com/office/word/2010/wordprocessingCanvas" xmlns:cx="http://schemas.microsoft.com/office/drawing/2014/chartex" xmlns:cx1="http://schemas.microsoft.com/office/drawing/2015/9/8/chartex" xmlns:cx2="http://schemas.microsoft.com/office/drawing/2015/10/21/chartex" xmlns:cx3="http://schemas.microsoft.com/office/drawing/2016/5/9/chartex" xmlns:cx4="http://schemas.microsoft.com/office/drawing/2016/5/10/chartex" xmlns:cx5="http://schemas.microsoft.com/office/drawing/2016/5/11/chartex" xmlns:cx6="http://schemas.microsoft.com/office/drawing/2016/5/12/chartex" xmlns:cx7="http://schemas.microsoft.com/office/drawing/2016/5/13/chartex" xmlns:cx8="http://schemas.microsoft.com/office/drawing/2016/5/14/chartex" xmlns:mc="http://schemas.openxmlformats.org/markup-compatibility/2006" xmlns:aink="http://schemas.microsoft.com/office/drawing/2016/ink" xmlns:am3d="http://schemas.microsoft.com/office/drawing/2017/model3d" xmlns:o="urn:schemas-microsoft-com:office:office" xmlns:r="http://schemas.openxmlformats.org/officeDocument/2006/relationships" xmlns:m="http://schemas.openxmlformats.org/officeDocument/2006/math" xmlns:v="urn:schemas-microsoft-com:vml" xmlns:wp14="http://schemas.microsoft.com/office/word/2010/wordprocessingDrawing" xmlns:wp="http://schemas.openxmlformats.org/drawingml/2006/wordprocessingDrawing" xmlns:w10="urn:schemas-microsoft-com:office:word" xmlns:w="http://schemas.openxmlformats.org/wordprocessingml/2006/main" xmlns:w14="http://schemas.microsoft.com/office/word/2010/wordml" xmlns:w15="http://schemas.microsoft.com/office/word/2012/wordml" xmlns:w16cex="http://schemas.microsoft.com/office/word/2018/wordml/cex" xmlns:w16cid="http://schemas.microsoft.com/office/word/2016/wordml/cid" xmlns:w16="http://schemas.microsoft.com/office/word/2018/wordml" xmlns:w16sdtdh="http://schemas.microsoft.com/office/word/2020/wordml/sdtdatahash" xmlns:w16se="http://schemas.microsoft.com/office/word/2015/wordml/symex" xmlns:wpg="http://schemas.microsoft.com/office/word/2010/wordprocessingGroup" xmlns:wpi="http://schemas.microsoft.com/office/word/2010/wordprocessingInk" xmlns:wne="http://schemas.microsoft.com/office/word/2006/wordml" xmlns:wps="http://schemas.microsoft.com/office/word/2010/wordprocessingShape" mc:Ignorable="w14 w15 w16se w16cid w16 w16cex w16sdtdh wp14">
   <w:body>
     <w:p>
       <w:pPr>
         <w:rPr>
           <w:rFonts w:ascii="TH SarabunIT๙" w:hAnsi="TH SarabunIT๙" w:cs="TH SarabunIT๙"/>
-          <w:b/>
-          <w:bCs/>
           <w:color w:val="000000" w:themeColor="text1"/>
         </w:rPr>
       </w:pPr>
@@ -19,9 +17,31 @@
           <w:color w:val="000000" w:themeColor="text1"/>
         </w:rPr>
         <w:drawing>
-          <wp:inline distT="0" distB="0" distL="0" distR="0" wp14:anchorId="43FEC501" wp14:editId="02984911">
-            <wp:extent cx="445135" cy="540385"/>
-            <wp:effectExtent l="0" t="0" r="0" b="0"/>
+          <wp:anchor distT="0" distB="0" distL="114300" distR="114300" simplePos="0" relativeHeight="251660288" behindDoc="0" locked="0" layoutInCell="1" allowOverlap="1" wp14:anchorId="43FEC501" wp14:editId="59C0E293">
+            <wp:simplePos x="0" y="0"/>
+            <wp:positionH relativeFrom="column">
+              <wp:posOffset>1554</wp:posOffset>
+            </wp:positionH>
+            <wp:positionV relativeFrom="paragraph">
+              <wp:posOffset>1621</wp:posOffset>
+            </wp:positionV>
+            <wp:extent cx="445135" cy="487092"/>
+            <wp:effectExtent l="0" t="0" r="0" b="8255"/>
+            <wp:wrapThrough wrapText="bothSides">
+              <wp:wrapPolygon edited="0">
+                <wp:start x="0" y="0"/>
+                <wp:lineTo x="0" y="8449"/>
+                <wp:lineTo x="924" y="16897"/>
+                <wp:lineTo x="2773" y="21121"/>
+                <wp:lineTo x="5546" y="21121"/>
+                <wp:lineTo x="14790" y="21121"/>
+                <wp:lineTo x="17563" y="21121"/>
+                <wp:lineTo x="19412" y="16897"/>
+                <wp:lineTo x="20337" y="8449"/>
+                <wp:lineTo x="20337" y="0"/>
+                <wp:lineTo x="0" y="0"/>
+              </wp:wrapPolygon>
+            </wp:wrapThrough>
             <wp:docPr id="1" name="รูปภาพ 1"/>
             <wp:cNvGraphicFramePr>
               <a:graphicFrameLocks xmlns:a="http://schemas.openxmlformats.org/drawingml/2006/main" noChangeAspect="1"/>
@@ -30,20 +50,19 @@
               <a:graphicData uri="http://schemas.openxmlformats.org/drawingml/2006/picture">
                 <pic:pic xmlns:pic="http://schemas.openxmlformats.org/drawingml/2006/picture">
                   <pic:nvPicPr>
-                    <pic:cNvPr id="0" name="รูปภาพ 1"/>
+                    <pic:cNvPr id="1" name="รูปภาพ 1"/>
                     <pic:cNvPicPr>
                       <a:picLocks noChangeAspect="1" noChangeArrowheads="1"/>
                     </pic:cNvPicPr>
                   </pic:nvPicPr>
                   <pic:blipFill>
-                    <a:blip r:embed="rId7">
+                    <a:blip r:embed="rId7" cstate="print">
                       <a:extLst>
                         <a:ext uri="{28A0092B-C50C-407E-A947-70E740481C1C}">
                           <a14:useLocalDpi xmlns:a14="http://schemas.microsoft.com/office/drawing/2010/main" val="0"/>
                         </a:ext>
                       </a:extLst>
                     </a:blip>
-                    <a:srcRect/>
                     <a:stretch>
                       <a:fillRect/>
                     </a:stretch>
@@ -51,7 +70,7 @@
                   <pic:spPr bwMode="auto">
                     <a:xfrm>
                       <a:off x="0" y="0"/>
-                      <a:ext cx="445135" cy="540385"/>
+                      <a:ext cx="445135" cy="487092"/>
                     </a:xfrm>
                     <a:prstGeom prst="rect">
                       <a:avLst/>
@@ -64,7 +83,13 @@
                 </pic:pic>
               </a:graphicData>
             </a:graphic>
-          </wp:inline>
+            <wp14:sizeRelH relativeFrom="page">
+              <wp14:pctWidth>0</wp14:pctWidth>
+            </wp14:sizeRelH>
+            <wp14:sizeRelV relativeFrom="page">
+              <wp14:pctHeight>0</wp14:pctHeight>
+            </wp14:sizeRelV>
+          </wp:anchor>
         </w:drawing>
       </w:r>
       <w:r>
@@ -87,7 +112,24 @@
           <w:rFonts w:ascii="TH SarabunIT๙" w:hAnsi="TH SarabunIT๙" w:cs="TH SarabunIT๙"/>
           <w:color w:val="000000" w:themeColor="text1"/>
         </w:rPr>
-        <w:t xml:space="preserve">                  </w:t>
+        <w:t xml:space="preserve"> </w:t>
+      </w:r>
+    </w:p>
+    <w:p>
+      <w:pPr>
+        <w:rPr>
+          <w:rFonts w:ascii="TH SarabunIT๙" w:hAnsi="TH SarabunIT๙" w:cs="TH SarabunIT๙"/>
+          <w:b/>
+          <w:bCs/>
+          <w:color w:val="000000" w:themeColor="text1"/>
+        </w:rPr>
+      </w:pPr>
+      <w:r>
+        <w:rPr>
+          <w:rFonts w:ascii="TH SarabunIT๙" w:hAnsi="TH SarabunIT๙" w:cs="TH SarabunIT๙"/>
+          <w:color w:val="000000" w:themeColor="text1"/>
+        </w:rPr>
+        <w:t xml:space="preserve">                 </w:t>
       </w:r>
       <w:r>
         <w:rPr>
@@ -1347,7 +1389,7 @@
               </wp:anchor>
             </w:drawing>
           </mc:Choice>
-          <mc:Fallback>
+          <mc:Fallback xmlns:w16sdtfl="http://schemas.microsoft.com/office/word/2024/wordml/sdtformatlock" xmlns:w16du="http://schemas.microsoft.com/office/word/2023/wordml/word16du" xmlns:oel="http://schemas.microsoft.com/office/2019/extlst">
             <w:pict>
               <v:rect w14:anchorId="71A06B1B" id="Rectangle 18" o:spid="_x0000_s1026" style="position:absolute;margin-left:345.1pt;margin-top:0;width:12pt;height:13.5pt;z-index:251659264;visibility:visible;mso-wrap-style:square;mso-width-percent:0;mso-height-percent:0;mso-wrap-distance-left:9pt;mso-wrap-distance-top:0;mso-wrap-distance-right:9pt;mso-wrap-distance-bottom:0;mso-position-horizontal:absolute;mso-position-horizontal-relative:text;mso-position-vertical:absolute;mso-position-vertical-relative:text;mso-width-percent:0;mso-height-percent:0;mso-width-relative:page;mso-height-relative:page;v-text-anchor:top" o:gfxdata="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" filled="f" strokecolor="black [3213]"/>
             </w:pict>
@@ -1421,7 +1463,7 @@
               </wp:anchor>
             </w:drawing>
           </mc:Choice>
-          <mc:Fallback>
+          <mc:Fallback xmlns:w16sdtfl="http://schemas.microsoft.com/office/word/2024/wordml/sdtformatlock" xmlns:w16du="http://schemas.microsoft.com/office/word/2023/wordml/word16du" xmlns:oel="http://schemas.microsoft.com/office/2019/extlst">
             <w:pict>
               <v:rect w14:anchorId="60F67BB6" id="Rectangle 18" o:spid="_x0000_s1026" style="position:absolute;margin-left:292.75pt;margin-top:-.05pt;width:12pt;height:13.5pt;z-index:251655168;visibility:visible;mso-wrap-style:square;mso-width-percent:0;mso-height-percent:0;mso-wrap-distance-left:9pt;mso-wrap-distance-top:0;mso-wrap-distance-right:9pt;mso-wrap-distance-bottom:0;mso-position-horizontal:absolute;mso-position-horizontal-relative:text;mso-position-vertical:absolute;mso-position-vertical-relative:text;mso-width-percent:0;mso-height-percent:0;mso-width-relative:page;mso-height-relative:page;v-text-anchor:top" o:gfxdata="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" fillcolor="white [3212]" strokecolor="black [3213]"/>
             </w:pict>
@@ -1957,7 +1999,7 @@
 </file>
 
 <file path=word/endnotes.xml><?xml version="1.0" encoding="utf-8"?>
-<w:endnotes xmlns:wpc="http://schemas.microsoft.com/office/word/2010/wordprocessingCanvas" xmlns:cx="http://schemas.microsoft.com/office/drawing/2014/chartex" xmlns:cx1="http://schemas.microsoft.com/office/drawing/2015/9/8/chartex" xmlns:cx2="http://schemas.microsoft.com/office/drawing/2015/10/21/chartex" xmlns:cx3="http://schemas.microsoft.com/office/drawing/2016/5/9/chartex" xmlns:cx4="http://schemas.microsoft.com/office/drawing/2016/5/10/chartex" xmlns:cx5="http://schemas.microsoft.com/office/drawing/2016/5/11/chartex" xmlns:cx6="http://schemas.microsoft.com/office/drawing/2016/5/12/chartex" xmlns:cx7="http://schemas.microsoft.com/office/drawing/2016/5/13/chartex" xmlns:cx8="http://schemas.microsoft.com/office/drawing/2016/5/14/chartex" xmlns:mc="http://schemas.openxmlformats.org/markup-compatibility/2006" xmlns:aink="http://schemas.microsoft.com/office/drawing/2016/ink" xmlns:am3d="http://schemas.microsoft.com/office/drawing/2017/model3d" xmlns:o="urn:schemas-microsoft-com:office:office" xmlns:oel="http://schemas.microsoft.com/office/2019/extlst" xmlns:r="http://schemas.openxmlformats.org/officeDocument/2006/relationships" xmlns:m="http://schemas.openxmlformats.org/officeDocument/2006/math" xmlns:v="urn:schemas-microsoft-com:vml" xmlns:wp14="http://schemas.microsoft.com/office/word/2010/wordprocessingDrawing" xmlns:wp="http://schemas.openxmlformats.org/drawingml/2006/wordprocessingDrawing" xmlns:w10="urn:schemas-microsoft-com:office:word" xmlns:w="http://schemas.openxmlformats.org/wordprocessingml/2006/main" xmlns:w14="http://schemas.microsoft.com/office/word/2010/wordml" xmlns:w15="http://schemas.microsoft.com/office/word/2012/wordml" xmlns:w16cex="http://schemas.microsoft.com/office/word/2018/wordml/cex" xmlns:w16cid="http://schemas.microsoft.com/office/word/2016/wordml/cid" xmlns:w16="http://schemas.microsoft.com/office/word/2018/wordml" xmlns:w16du="http://schemas.microsoft.com/office/word/2023/wordml/word16du" xmlns:w16sdtdh="http://schemas.microsoft.com/office/word/2020/wordml/sdtdatahash" xmlns:w16sdtfl="http://schemas.microsoft.com/office/word/2024/wordml/sdtformatlock" xmlns:w16se="http://schemas.microsoft.com/office/word/2015/wordml/symex" xmlns:wpg="http://schemas.microsoft.com/office/word/2010/wordprocessingGroup" xmlns:wpi="http://schemas.microsoft.com/office/word/2010/wordprocessingInk" xmlns:wne="http://schemas.microsoft.com/office/word/2006/wordml" xmlns:wps="http://schemas.microsoft.com/office/word/2010/wordprocessingShape" mc:Ignorable="w14 w15 w16se w16cid w16 w16cex w16sdtdh w16sdtfl w16du wp14">
+<w:endnotes xmlns:wpc="http://schemas.microsoft.com/office/word/2010/wordprocessingCanvas" xmlns:cx="http://schemas.microsoft.com/office/drawing/2014/chartex" xmlns:cx1="http://schemas.microsoft.com/office/drawing/2015/9/8/chartex" xmlns:cx2="http://schemas.microsoft.com/office/drawing/2015/10/21/chartex" xmlns:cx3="http://schemas.microsoft.com/office/drawing/2016/5/9/chartex" xmlns:cx4="http://schemas.microsoft.com/office/drawing/2016/5/10/chartex" xmlns:cx5="http://schemas.microsoft.com/office/drawing/2016/5/11/chartex" xmlns:cx6="http://schemas.microsoft.com/office/drawing/2016/5/12/chartex" xmlns:cx7="http://schemas.microsoft.com/office/drawing/2016/5/13/chartex" xmlns:cx8="http://schemas.microsoft.com/office/drawing/2016/5/14/chartex" xmlns:mc="http://schemas.openxmlformats.org/markup-compatibility/2006" xmlns:aink="http://schemas.microsoft.com/office/drawing/2016/ink" xmlns:am3d="http://schemas.microsoft.com/office/drawing/2017/model3d" xmlns:o="urn:schemas-microsoft-com:office:office" xmlns:r="http://schemas.openxmlformats.org/officeDocument/2006/relationships" xmlns:m="http://schemas.openxmlformats.org/officeDocument/2006/math" xmlns:v="urn:schemas-microsoft-com:vml" xmlns:wp14="http://schemas.microsoft.com/office/word/2010/wordprocessingDrawing" xmlns:wp="http://schemas.openxmlformats.org/drawingml/2006/wordprocessingDrawing" xmlns:w10="urn:schemas-microsoft-com:office:word" xmlns:w="http://schemas.openxmlformats.org/wordprocessingml/2006/main" xmlns:w14="http://schemas.microsoft.com/office/word/2010/wordml" xmlns:w15="http://schemas.microsoft.com/office/word/2012/wordml" xmlns:w16cex="http://schemas.microsoft.com/office/word/2018/wordml/cex" xmlns:w16cid="http://schemas.microsoft.com/office/word/2016/wordml/cid" xmlns:w16="http://schemas.microsoft.com/office/word/2018/wordml" xmlns:w16sdtdh="http://schemas.microsoft.com/office/word/2020/wordml/sdtdatahash" xmlns:w16se="http://schemas.microsoft.com/office/word/2015/wordml/symex" xmlns:wpg="http://schemas.microsoft.com/office/word/2010/wordprocessingGroup" xmlns:wpi="http://schemas.microsoft.com/office/word/2010/wordprocessingInk" xmlns:wne="http://schemas.microsoft.com/office/word/2006/wordml" xmlns:wps="http://schemas.microsoft.com/office/word/2010/wordprocessingShape" mc:Ignorable="w14 w15 w16se w16cid w16 w16cex w16sdtdh wp14">
   <w:endnote w:type="separator" w:id="-1">
     <w:p>
       <w:r>
@@ -1976,7 +2018,7 @@
 </file>
 
 <file path=word/footnotes.xml><?xml version="1.0" encoding="utf-8"?>
-<w:footnotes xmlns:wpc="http://schemas.microsoft.com/office/word/2010/wordprocessingCanvas" xmlns:cx="http://schemas.microsoft.com/office/drawing/2014/chartex" xmlns:cx1="http://schemas.microsoft.com/office/drawing/2015/9/8/chartex" xmlns:cx2="http://schemas.microsoft.com/office/drawing/2015/10/21/chartex" xmlns:cx3="http://schemas.microsoft.com/office/drawing/2016/5/9/chartex" xmlns:cx4="http://schemas.microsoft.com/office/drawing/2016/5/10/chartex" xmlns:cx5="http://schemas.microsoft.com/office/drawing/2016/5/11/chartex" xmlns:cx6="http://schemas.microsoft.com/office/drawing/2016/5/12/chartex" xmlns:cx7="http://schemas.microsoft.com/office/drawing/2016/5/13/chartex" xmlns:cx8="http://schemas.microsoft.com/office/drawing/2016/5/14/chartex" xmlns:mc="http://schemas.openxmlformats.org/markup-compatibility/2006" xmlns:aink="http://schemas.microsoft.com/office/drawing/2016/ink" xmlns:am3d="http://schemas.microsoft.com/office/drawing/2017/model3d" xmlns:o="urn:schemas-microsoft-com:office:office" xmlns:oel="http://schemas.microsoft.com/office/2019/extlst" xmlns:r="http://schemas.openxmlformats.org/officeDocument/2006/relationships" xmlns:m="http://schemas.openxmlformats.org/officeDocument/2006/math" xmlns:v="urn:schemas-microsoft-com:vml" xmlns:wp14="http://schemas.microsoft.com/office/word/2010/wordprocessingDrawing" xmlns:wp="http://schemas.openxmlformats.org/drawingml/2006/wordprocessingDrawing" xmlns:w10="urn:schemas-microsoft-com:office:word" xmlns:w="http://schemas.openxmlformats.org/wordprocessingml/2006/main" xmlns:w14="http://schemas.microsoft.com/office/word/2010/wordml" xmlns:w15="http://schemas.microsoft.com/office/word/2012/wordml" xmlns:w16cex="http://schemas.microsoft.com/office/word/2018/wordml/cex" xmlns:w16cid="http://schemas.microsoft.com/office/word/2016/wordml/cid" xmlns:w16="http://schemas.microsoft.com/office/word/2018/wordml" xmlns:w16du="http://schemas.microsoft.com/office/word/2023/wordml/word16du" xmlns:w16sdtdh="http://schemas.microsoft.com/office/word/2020/wordml/sdtdatahash" xmlns:w16sdtfl="http://schemas.microsoft.com/office/word/2024/wordml/sdtformatlock" xmlns:w16se="http://schemas.microsoft.com/office/word/2015/wordml/symex" xmlns:wpg="http://schemas.microsoft.com/office/word/2010/wordprocessingGroup" xmlns:wpi="http://schemas.microsoft.com/office/word/2010/wordprocessingInk" xmlns:wne="http://schemas.microsoft.com/office/word/2006/wordml" xmlns:wps="http://schemas.microsoft.com/office/word/2010/wordprocessingShape" mc:Ignorable="w14 w15 w16se w16cid w16 w16cex w16sdtdh w16sdtfl w16du wp14">
+<w:footnotes xmlns:wpc="http://schemas.microsoft.com/office/word/2010/wordprocessingCanvas" xmlns:cx="http://schemas.microsoft.com/office/drawing/2014/chartex" xmlns:cx1="http://schemas.microsoft.com/office/drawing/2015/9/8/chartex" xmlns:cx2="http://schemas.microsoft.com/office/drawing/2015/10/21/chartex" xmlns:cx3="http://schemas.microsoft.com/office/drawing/2016/5/9/chartex" xmlns:cx4="http://schemas.microsoft.com/office/drawing/2016/5/10/chartex" xmlns:cx5="http://schemas.microsoft.com/office/drawing/2016/5/11/chartex" xmlns:cx6="http://schemas.microsoft.com/office/drawing/2016/5/12/chartex" xmlns:cx7="http://schemas.microsoft.com/office/drawing/2016/5/13/chartex" xmlns:cx8="http://schemas.microsoft.com/office/drawing/2016/5/14/chartex" xmlns:mc="http://schemas.openxmlformats.org/markup-compatibility/2006" xmlns:aink="http://schemas.microsoft.com/office/drawing/2016/ink" xmlns:am3d="http://schemas.microsoft.com/office/drawing/2017/model3d" xmlns:o="urn:schemas-microsoft-com:office:office" xmlns:r="http://schemas.openxmlformats.org/officeDocument/2006/relationships" xmlns:m="http://schemas.openxmlformats.org/officeDocument/2006/math" xmlns:v="urn:schemas-microsoft-com:vml" xmlns:wp14="http://schemas.microsoft.com/office/word/2010/wordprocessingDrawing" xmlns:wp="http://schemas.openxmlformats.org/drawingml/2006/wordprocessingDrawing" xmlns:w10="urn:schemas-microsoft-com:office:word" xmlns:w="http://schemas.openxmlformats.org/wordprocessingml/2006/main" xmlns:w14="http://schemas.microsoft.com/office/word/2010/wordml" xmlns:w15="http://schemas.microsoft.com/office/word/2012/wordml" xmlns:w16cex="http://schemas.microsoft.com/office/word/2018/wordml/cex" xmlns:w16cid="http://schemas.microsoft.com/office/word/2016/wordml/cid" xmlns:w16="http://schemas.microsoft.com/office/word/2018/wordml" xmlns:w16sdtdh="http://schemas.microsoft.com/office/word/2020/wordml/sdtdatahash" xmlns:w16se="http://schemas.microsoft.com/office/word/2015/wordml/symex" xmlns:wpg="http://schemas.microsoft.com/office/word/2010/wordprocessingGroup" xmlns:wpi="http://schemas.microsoft.com/office/word/2010/wordprocessingInk" xmlns:wne="http://schemas.microsoft.com/office/word/2006/wordml" xmlns:wps="http://schemas.microsoft.com/office/word/2010/wordprocessingShape" mc:Ignorable="w14 w15 w16se w16cid w16 w16cex w16sdtdh wp14">
   <w:footnote w:type="separator" w:id="-1">
     <w:p>
       <w:r>
@@ -1995,7 +2037,7 @@
 </file>
 
 <file path=word/styles.xml><?xml version="1.0" encoding="utf-8"?>
-<w:styles xmlns:mc="http://schemas.openxmlformats.org/markup-compatibility/2006" xmlns:r="http://schemas.openxmlformats.org/officeDocument/2006/relationships" xmlns:w="http://schemas.openxmlformats.org/wordprocessingml/2006/main" xmlns:w14="http://schemas.microsoft.com/office/word/2010/wordml" xmlns:w15="http://schemas.microsoft.com/office/word/2012/wordml" xmlns:w16cex="http://schemas.microsoft.com/office/word/2018/wordml/cex" xmlns:w16cid="http://schemas.microsoft.com/office/word/2016/wordml/cid" xmlns:w16="http://schemas.microsoft.com/office/word/2018/wordml" xmlns:w16du="http://schemas.microsoft.com/office/word/2023/wordml/word16du" xmlns:w16sdtdh="http://schemas.microsoft.com/office/word/2020/wordml/sdtdatahash" xmlns:w16sdtfl="http://schemas.microsoft.com/office/word/2024/wordml/sdtformatlock" xmlns:w16se="http://schemas.microsoft.com/office/word/2015/wordml/symex" mc:Ignorable="w14 w15 w16se w16cid w16 w16cex w16sdtdh w16sdtfl w16du">
+<w:styles xmlns:mc="http://schemas.openxmlformats.org/markup-compatibility/2006" xmlns:r="http://schemas.openxmlformats.org/officeDocument/2006/relationships" xmlns:w="http://schemas.openxmlformats.org/wordprocessingml/2006/main" xmlns:w14="http://schemas.microsoft.com/office/word/2010/wordml" xmlns:w15="http://schemas.microsoft.com/office/word/2012/wordml" xmlns:w16cex="http://schemas.microsoft.com/office/word/2018/wordml/cex" xmlns:w16cid="http://schemas.microsoft.com/office/word/2016/wordml/cid" xmlns:w16="http://schemas.microsoft.com/office/word/2018/wordml" xmlns:w16sdtdh="http://schemas.microsoft.com/office/word/2020/wordml/sdtdatahash" xmlns:w16se="http://schemas.microsoft.com/office/word/2015/wordml/symex" mc:Ignorable="w14 w15 w16se w16cid w16 w16cex w16sdtdh">
   <w:docDefaults>
     <w:rPrDefault>
       <w:rPr>
